--- a/Project Structure.docx
+++ b/Project Structure.docx
@@ -1,6 +1,6 @@
 
 <file path=word/document.xml><?xml version="1.0" encoding="utf-8"?>
-<w:document xmlns:wpc="http://schemas.microsoft.com/office/word/2010/wordprocessingCanvas" xmlns:cx="http://schemas.microsoft.com/office/drawing/2014/chartex" xmlns:cx1="http://schemas.microsoft.com/office/drawing/2015/9/8/chartex" xmlns:cx2="http://schemas.microsoft.com/office/drawing/2015/10/21/chartex" xmlns:cx3="http://schemas.microsoft.com/office/drawing/2016/5/9/chartex" xmlns:cx4="http://schemas.microsoft.com/office/drawing/2016/5/10/chartex" xmlns:cx5="http://schemas.microsoft.com/office/drawing/2016/5/11/chartex" xmlns:cx6="http://schemas.microsoft.com/office/drawing/2016/5/12/chartex" xmlns:cx7="http://schemas.microsoft.com/office/drawing/2016/5/13/chartex" xmlns:cx8="http://schemas.microsoft.com/office/drawing/2016/5/14/chartex" xmlns:mc="http://schemas.openxmlformats.org/markup-compatibility/2006" xmlns:aink="http://schemas.microsoft.com/office/drawing/2016/ink" xmlns:am3d="http://schemas.microsoft.com/office/drawing/2017/model3d" xmlns:o="urn:schemas-microsoft-com:office:office" xmlns:oel="http://schemas.microsoft.com/office/2019/extlst" xmlns:r="http://schemas.openxmlformats.org/officeDocument/2006/relationships" xmlns:m="http://schemas.openxmlformats.org/officeDocument/2006/math" xmlns:v="urn:schemas-microsoft-com:vml" xmlns:wp14="http://schemas.microsoft.com/office/word/2010/wordprocessingDrawing" xmlns:wp="http://schemas.openxmlformats.org/drawingml/2006/wordprocessingDrawing" xmlns:w10="urn:schemas-microsoft-com:office:word" xmlns:w="http://schemas.openxmlformats.org/wordprocessingml/2006/main" xmlns:w14="http://schemas.microsoft.com/office/word/2010/wordml" xmlns:w15="http://schemas.microsoft.com/office/word/2012/wordml" xmlns:w16cex="http://schemas.microsoft.com/office/word/2018/wordml/cex" xmlns:w16cid="http://schemas.microsoft.com/office/word/2016/wordml/cid" xmlns:w16="http://schemas.microsoft.com/office/word/2018/wordml" xmlns:w16du="http://schemas.microsoft.com/office/word/2023/wordml/word16du" xmlns:w16sdtdh="http://schemas.microsoft.com/office/word/2020/wordml/sdtdatahash" xmlns:w16sdtfl="http://schemas.microsoft.com/office/word/2024/wordml/sdtformatlock" xmlns:w16se="http://schemas.microsoft.com/office/word/2015/wordml/symex" xmlns:wpg="http://schemas.microsoft.com/office/word/2010/wordprocessingGroup" xmlns:wpi="http://schemas.microsoft.com/office/word/2010/wordprocessingInk" xmlns:wne="http://schemas.microsoft.com/office/word/2006/wordml" xmlns:wps="http://schemas.microsoft.com/office/word/2010/wordprocessingShape" mc:Ignorable="w14 w15 w16se w16cid w16 w16cex w16sdtdh w16sdtfl w16du wp14">
+<w:document xmlns:wpc="http://schemas.microsoft.com/office/word/2010/wordprocessingCanvas" xmlns:mc="http://schemas.openxmlformats.org/markup-compatibility/2006" xmlns:o="urn:schemas-microsoft-com:office:office" xmlns:r="http://schemas.openxmlformats.org/officeDocument/2006/relationships" xmlns:m="http://schemas.openxmlformats.org/officeDocument/2006/math" xmlns:v="urn:schemas-microsoft-com:vml" xmlns:wp14="http://schemas.microsoft.com/office/word/2010/wordprocessingDrawing" xmlns:wp="http://schemas.openxmlformats.org/drawingml/2006/wordprocessingDrawing" xmlns:w10="urn:schemas-microsoft-com:office:word" xmlns:w="http://schemas.openxmlformats.org/wordprocessingml/2006/main" xmlns:w14="http://schemas.microsoft.com/office/word/2010/wordml" xmlns:wpg="http://schemas.microsoft.com/office/word/2010/wordprocessingGroup" xmlns:wpi="http://schemas.microsoft.com/office/word/2010/wordprocessingInk" xmlns:wne="http://schemas.microsoft.com/office/word/2006/wordml" xmlns:wps="http://schemas.microsoft.com/office/word/2010/wordprocessingShape" mc:Ignorable="w14 wp14">
   <w:body>
     <w:p>
       <w:pPr>
@@ -2033,8 +2033,9 @@
         <w:pStyle w:val="HTMLPreformatted"/>
         <w:rPr>
           <w:rStyle w:val="HTMLCode"/>
-          <w:rFonts w:ascii="var(--font-mono)" w:hAnsi="var(--font-mono)"/>
-          <w:color w:val="EAECF0"/>
+          <w:rFonts w:asciiTheme="minorHAnsi" w:hAnsiTheme="minorHAnsi" w:cstheme="minorHAnsi"/>
+          <w:b/>
+          <w:bCs/>
           <w:sz w:val="26"/>
           <w:szCs w:val="28"/>
         </w:rPr>
@@ -2042,8 +2043,9 @@
       <w:r>
         <w:rPr>
           <w:rStyle w:val="HTMLCode"/>
-          <w:rFonts w:ascii="var(--font-mono)" w:hAnsi="var(--font-mono)"/>
-          <w:color w:val="EAECF0"/>
+          <w:rFonts w:asciiTheme="minorHAnsi" w:hAnsiTheme="minorHAnsi" w:cstheme="minorHAnsi"/>
+          <w:b/>
+          <w:bCs/>
           <w:sz w:val="26"/>
           <w:szCs w:val="28"/>
         </w:rPr>
@@ -2055,8 +2057,9 @@
         <w:pStyle w:val="HTMLPreformatted"/>
         <w:rPr>
           <w:rStyle w:val="HTMLCode"/>
-          <w:rFonts w:ascii="var(--font-mono)" w:hAnsi="var(--font-mono)"/>
-          <w:color w:val="EAECF0"/>
+          <w:rFonts w:asciiTheme="minorHAnsi" w:hAnsiTheme="minorHAnsi" w:cstheme="minorHAnsi"/>
+          <w:b/>
+          <w:bCs/>
           <w:sz w:val="26"/>
           <w:szCs w:val="28"/>
         </w:rPr>
@@ -2064,20 +2067,46 @@
       <w:r>
         <w:rPr>
           <w:rStyle w:val="HTMLCode"/>
-          <w:rFonts w:ascii="var(--font-mono)" w:hAnsi="var(--font-mono)"/>
-          <w:color w:val="EAECF0"/>
+          <w:rFonts w:asciiTheme="minorHAnsi" w:hAnsiTheme="minorHAnsi" w:cstheme="minorHAnsi"/>
+          <w:b/>
+          <w:bCs/>
           <w:sz w:val="26"/>
           <w:szCs w:val="28"/>
         </w:rPr>
-        <w:t>Access token expires → use refresh token to get new access token</w:t>
+        <w:t xml:space="preserve">Access token </w:t>
+      </w:r>
+      <w:proofErr w:type="gramStart"/>
+      <w:r>
+        <w:rPr>
+          <w:rStyle w:val="HTMLCode"/>
+          <w:rFonts w:asciiTheme="minorHAnsi" w:hAnsiTheme="minorHAnsi" w:cstheme="minorHAnsi"/>
+          <w:b/>
+          <w:bCs/>
+          <w:sz w:val="26"/>
+          <w:szCs w:val="28"/>
+        </w:rPr>
+        <w:t>expires</w:t>
+      </w:r>
+      <w:proofErr w:type="gramEnd"/>
+      <w:r>
+        <w:rPr>
+          <w:rStyle w:val="HTMLCode"/>
+          <w:rFonts w:asciiTheme="minorHAnsi" w:hAnsiTheme="minorHAnsi" w:cstheme="minorHAnsi"/>
+          <w:b/>
+          <w:bCs/>
+          <w:sz w:val="26"/>
+          <w:szCs w:val="28"/>
+        </w:rPr>
+        <w:t xml:space="preserve"> → use refresh token to get new access token</w:t>
       </w:r>
     </w:p>
     <w:p>
       <w:pPr>
         <w:pStyle w:val="HTMLPreformatted"/>
         <w:rPr>
-          <w:rFonts w:ascii="var(--font-mono)" w:hAnsi="var(--font-mono)"/>
-          <w:color w:val="EAECF0"/>
+          <w:rFonts w:asciiTheme="minorHAnsi" w:hAnsiTheme="minorHAnsi" w:cstheme="minorHAnsi"/>
+          <w:b/>
+          <w:bCs/>
           <w:sz w:val="26"/>
           <w:szCs w:val="28"/>
         </w:rPr>
@@ -2085,8 +2114,9 @@
       <w:r>
         <w:rPr>
           <w:rStyle w:val="HTMLCode"/>
-          <w:rFonts w:ascii="var(--font-mono)" w:hAnsi="var(--font-mono)"/>
-          <w:color w:val="EAECF0"/>
+          <w:rFonts w:asciiTheme="minorHAnsi" w:hAnsiTheme="minorHAnsi" w:cstheme="minorHAnsi"/>
+          <w:b/>
+          <w:bCs/>
           <w:sz w:val="26"/>
           <w:szCs w:val="28"/>
         </w:rPr>
@@ -2119,6 +2149,7 @@
           <w:szCs w:val="36"/>
         </w:rPr>
       </w:pPr>
+      <w:bookmarkStart w:id="0" w:name="_GoBack"/>
       <w:r>
         <w:rPr>
           <w:sz w:val="36"/>
@@ -2652,6 +2683,7 @@
         </w:tc>
       </w:tr>
     </w:tbl>
+    <w:bookmarkEnd w:id="0"/>
     <w:p>
       <w:pPr>
         <w:rPr>
@@ -3107,7 +3139,23 @@
           <w:sz w:val="32"/>
           <w:szCs w:val="32"/>
         </w:rPr>
-        <w:t xml:space="preserve"> — full_name, phone (email should NOT be changeable easily)</w:t>
+        <w:t xml:space="preserve"> — </w:t>
+      </w:r>
+      <w:proofErr w:type="spellStart"/>
+      <w:r>
+        <w:rPr>
+          <w:sz w:val="32"/>
+          <w:szCs w:val="32"/>
+        </w:rPr>
+        <w:t>full_name</w:t>
+      </w:r>
+      <w:proofErr w:type="spellEnd"/>
+      <w:r>
+        <w:rPr>
+          <w:sz w:val="32"/>
+          <w:szCs w:val="32"/>
+        </w:rPr>
+        <w:t>, phone (email should NOT be changeable easily)</w:t>
       </w:r>
     </w:p>
     <w:p>
@@ -3138,7 +3186,23 @@
           <w:sz w:val="32"/>
           <w:szCs w:val="32"/>
         </w:rPr>
-        <w:t xml:space="preserve"> — old_password, </w:t>
+        <w:t xml:space="preserve"> — </w:t>
+      </w:r>
+      <w:proofErr w:type="spellStart"/>
+      <w:r>
+        <w:rPr>
+          <w:sz w:val="32"/>
+          <w:szCs w:val="32"/>
+        </w:rPr>
+        <w:t>old_password</w:t>
+      </w:r>
+      <w:proofErr w:type="spellEnd"/>
+      <w:r>
+        <w:rPr>
+          <w:sz w:val="32"/>
+          <w:szCs w:val="32"/>
+        </w:rPr>
+        <w:t xml:space="preserve">, </w:t>
       </w:r>
       <w:proofErr w:type="spellStart"/>
       <w:r>
@@ -17285,7 +17349,27 @@
                 <w:sz w:val="28"/>
                 <w:szCs w:val="28"/>
               </w:rPr>
-              <w:t>/api/v1/payments/{</w:t>
+              <w:t>/</w:t>
+            </w:r>
+            <w:proofErr w:type="spellStart"/>
+            <w:r>
+              <w:rPr>
+                <w:rStyle w:val="HTMLCode"/>
+                <w:rFonts w:eastAsiaTheme="minorHAnsi"/>
+                <w:sz w:val="28"/>
+                <w:szCs w:val="28"/>
+              </w:rPr>
+              <w:t>api</w:t>
+            </w:r>
+            <w:proofErr w:type="spellEnd"/>
+            <w:r>
+              <w:rPr>
+                <w:rStyle w:val="HTMLCode"/>
+                <w:rFonts w:eastAsiaTheme="minorHAnsi"/>
+                <w:sz w:val="28"/>
+                <w:szCs w:val="28"/>
+              </w:rPr>
+              <w:t>/v1/payments/{</w:t>
             </w:r>
             <w:proofErr w:type="spellStart"/>
             <w:r>
@@ -19447,7 +19531,23 @@
           <w:sz w:val="32"/>
           <w:szCs w:val="32"/>
         </w:rPr>
-        <w:t xml:space="preserve"> — validate in Pydantic with </w:t>
+        <w:t xml:space="preserve"> — validate in </w:t>
+      </w:r>
+      <w:proofErr w:type="spellStart"/>
+      <w:r>
+        <w:rPr>
+          <w:sz w:val="32"/>
+          <w:szCs w:val="32"/>
+        </w:rPr>
+        <w:t>Pydantic</w:t>
+      </w:r>
+      <w:proofErr w:type="spellEnd"/>
+      <w:r>
+        <w:rPr>
+          <w:sz w:val="32"/>
+          <w:szCs w:val="32"/>
+        </w:rPr>
+        <w:t xml:space="preserve"> with </w:t>
       </w:r>
       <w:proofErr w:type="spellStart"/>
       <w:r>
@@ -19685,7 +19785,23 @@
           <w:sz w:val="32"/>
           <w:szCs w:val="32"/>
         </w:rPr>
-        <w:t>, user full_name (not email)</w:t>
+        <w:t xml:space="preserve">, user </w:t>
+      </w:r>
+      <w:proofErr w:type="spellStart"/>
+      <w:r>
+        <w:rPr>
+          <w:sz w:val="32"/>
+          <w:szCs w:val="32"/>
+        </w:rPr>
+        <w:t>full_name</w:t>
+      </w:r>
+      <w:proofErr w:type="spellEnd"/>
+      <w:r>
+        <w:rPr>
+          <w:sz w:val="32"/>
+          <w:szCs w:val="32"/>
+        </w:rPr>
+        <w:t xml:space="preserve"> (not email)</w:t>
       </w:r>
     </w:p>
     <w:p>
@@ -20967,7 +21083,27 @@
           <w:sz w:val="28"/>
           <w:szCs w:val="28"/>
         </w:rPr>
-        <w:t>(user_id, title, message)</w:t>
+        <w:t>(</w:t>
+      </w:r>
+      <w:proofErr w:type="spellStart"/>
+      <w:r>
+        <w:rPr>
+          <w:rStyle w:val="HTMLCode"/>
+          <w:rFonts w:eastAsiaTheme="minorHAnsi"/>
+          <w:sz w:val="28"/>
+          <w:szCs w:val="28"/>
+        </w:rPr>
+        <w:t>user_id</w:t>
+      </w:r>
+      <w:proofErr w:type="spellEnd"/>
+      <w:r>
+        <w:rPr>
+          <w:rStyle w:val="HTMLCode"/>
+          <w:rFonts w:eastAsiaTheme="minorHAnsi"/>
+          <w:sz w:val="28"/>
+          <w:szCs w:val="28"/>
+        </w:rPr>
+        <w:t>, title, message)</w:t>
       </w:r>
       <w:r>
         <w:rPr>
@@ -22452,49 +22588,47 @@
         <w:t>func.count</w:t>
       </w:r>
       <w:proofErr w:type="spellEnd"/>
-      <w:proofErr w:type="gramEnd"/>
       <w:r>
         <w:rPr>
           <w:rStyle w:val="HTMLCode"/>
           <w:sz w:val="28"/>
           <w:szCs w:val="28"/>
         </w:rPr>
-        <w:t>()</w:t>
-      </w:r>
-      <w:r>
-        <w:rPr>
-          <w:sz w:val="36"/>
-          <w:szCs w:val="36"/>
-        </w:rPr>
-        <w:t xml:space="preserve"> and </w:t>
-      </w:r>
-      <w:proofErr w:type="spellStart"/>
-      <w:proofErr w:type="gramStart"/>
+        <w:t>(</w:t>
+      </w:r>
+      <w:proofErr w:type="gramEnd"/>
       <w:r>
         <w:rPr>
           <w:rStyle w:val="HTMLCode"/>
           <w:sz w:val="28"/>
           <w:szCs w:val="28"/>
         </w:rPr>
-        <w:t>func.sum</w:t>
-      </w:r>
-      <w:proofErr w:type="spellEnd"/>
+        <w:t>)</w:t>
+      </w:r>
+      <w:r>
+        <w:rPr>
+          <w:sz w:val="36"/>
+          <w:szCs w:val="36"/>
+        </w:rPr>
+        <w:t xml:space="preserve"> and </w:t>
+      </w:r>
+      <w:proofErr w:type="spellStart"/>
       <w:r>
         <w:rPr>
           <w:rStyle w:val="HTMLCode"/>
           <w:sz w:val="28"/>
           <w:szCs w:val="28"/>
         </w:rPr>
-        <w:t>(</w:t>
-      </w:r>
-      <w:proofErr w:type="gramEnd"/>
+        <w:t>func.sum</w:t>
+      </w:r>
+      <w:proofErr w:type="spellEnd"/>
       <w:r>
         <w:rPr>
           <w:rStyle w:val="HTMLCode"/>
           <w:sz w:val="28"/>
           <w:szCs w:val="28"/>
         </w:rPr>
-        <w:t>)</w:t>
+        <w:t>()</w:t>
       </w:r>
       <w:r>
         <w:rPr>
@@ -23321,8 +23455,8 @@
 </file>
 
 <file path=word/numbering.xml><?xml version="1.0" encoding="utf-8"?>
-<w:numbering xmlns:wpc="http://schemas.microsoft.com/office/word/2010/wordprocessingCanvas" xmlns:cx="http://schemas.microsoft.com/office/drawing/2014/chartex" xmlns:cx1="http://schemas.microsoft.com/office/drawing/2015/9/8/chartex" xmlns:cx2="http://schemas.microsoft.com/office/drawing/2015/10/21/chartex" xmlns:cx3="http://schemas.microsoft.com/office/drawing/2016/5/9/chartex" xmlns:cx4="http://schemas.microsoft.com/office/drawing/2016/5/10/chartex" xmlns:cx5="http://schemas.microsoft.com/office/drawing/2016/5/11/chartex" xmlns:cx6="http://schemas.microsoft.com/office/drawing/2016/5/12/chartex" xmlns:cx7="http://schemas.microsoft.com/office/drawing/2016/5/13/chartex" xmlns:cx8="http://schemas.microsoft.com/office/drawing/2016/5/14/chartex" xmlns:mc="http://schemas.openxmlformats.org/markup-compatibility/2006" xmlns:aink="http://schemas.microsoft.com/office/drawing/2016/ink" xmlns:am3d="http://schemas.microsoft.com/office/drawing/2017/model3d" xmlns:o="urn:schemas-microsoft-com:office:office" xmlns:oel="http://schemas.microsoft.com/office/2019/extlst" xmlns:r="http://schemas.openxmlformats.org/officeDocument/2006/relationships" xmlns:m="http://schemas.openxmlformats.org/officeDocument/2006/math" xmlns:v="urn:schemas-microsoft-com:vml" xmlns:wp14="http://schemas.microsoft.com/office/word/2010/wordprocessingDrawing" xmlns:wp="http://schemas.openxmlformats.org/drawingml/2006/wordprocessingDrawing" xmlns:w10="urn:schemas-microsoft-com:office:word" xmlns:w="http://schemas.openxmlformats.org/wordprocessingml/2006/main" xmlns:w14="http://schemas.microsoft.com/office/word/2010/wordml" xmlns:w15="http://schemas.microsoft.com/office/word/2012/wordml" xmlns:w16cex="http://schemas.microsoft.com/office/word/2018/wordml/cex" xmlns:w16cid="http://schemas.microsoft.com/office/word/2016/wordml/cid" xmlns:w16="http://schemas.microsoft.com/office/word/2018/wordml" xmlns:w16du="http://schemas.microsoft.com/office/word/2023/wordml/word16du" xmlns:w16sdtdh="http://schemas.microsoft.com/office/word/2020/wordml/sdtdatahash" xmlns:w16sdtfl="http://schemas.microsoft.com/office/word/2024/wordml/sdtformatlock" xmlns:w16se="http://schemas.microsoft.com/office/word/2015/wordml/symex" xmlns:wpg="http://schemas.microsoft.com/office/word/2010/wordprocessingGroup" xmlns:wpi="http://schemas.microsoft.com/office/word/2010/wordprocessingInk" xmlns:wne="http://schemas.microsoft.com/office/word/2006/wordml" xmlns:wps="http://schemas.microsoft.com/office/word/2010/wordprocessingShape" mc:Ignorable="w14 w15 w16se w16cid w16 w16cex w16sdtdh w16sdtfl w16du wp14">
-  <w:abstractNum w:abstractNumId="0" w15:restartNumberingAfterBreak="0">
+<w:numbering xmlns:wpc="http://schemas.microsoft.com/office/word/2010/wordprocessingCanvas" xmlns:mc="http://schemas.openxmlformats.org/markup-compatibility/2006" xmlns:o="urn:schemas-microsoft-com:office:office" xmlns:r="http://schemas.openxmlformats.org/officeDocument/2006/relationships" xmlns:m="http://schemas.openxmlformats.org/officeDocument/2006/math" xmlns:v="urn:schemas-microsoft-com:vml" xmlns:wp14="http://schemas.microsoft.com/office/word/2010/wordprocessingDrawing" xmlns:wp="http://schemas.openxmlformats.org/drawingml/2006/wordprocessingDrawing" xmlns:w10="urn:schemas-microsoft-com:office:word" xmlns:w="http://schemas.openxmlformats.org/wordprocessingml/2006/main" xmlns:w14="http://schemas.microsoft.com/office/word/2010/wordml" xmlns:wpg="http://schemas.microsoft.com/office/word/2010/wordprocessingGroup" xmlns:wpi="http://schemas.microsoft.com/office/word/2010/wordprocessingInk" xmlns:wne="http://schemas.microsoft.com/office/word/2006/wordml" xmlns:wps="http://schemas.microsoft.com/office/word/2010/wordprocessingShape" mc:Ignorable="w14 wp14">
+  <w:abstractNum w:abstractNumId="0">
     <w:nsid w:val="09716ED7"/>
     <w:multiLevelType w:val="multilevel"/>
     <w:tmpl w:val="164845C4"/>
@@ -23471,7 +23605,7 @@
       </w:rPr>
     </w:lvl>
   </w:abstractNum>
-  <w:abstractNum w:abstractNumId="1" w15:restartNumberingAfterBreak="0">
+  <w:abstractNum w:abstractNumId="1">
     <w:nsid w:val="0D5D5DE3"/>
     <w:multiLevelType w:val="multilevel"/>
     <w:tmpl w:val="1E643BB4"/>
@@ -23620,7 +23754,7 @@
       </w:rPr>
     </w:lvl>
   </w:abstractNum>
-  <w:abstractNum w:abstractNumId="2" w15:restartNumberingAfterBreak="0">
+  <w:abstractNum w:abstractNumId="2">
     <w:nsid w:val="12033BAA"/>
     <w:multiLevelType w:val="multilevel"/>
     <w:tmpl w:val="49A465C8"/>
@@ -23769,7 +23903,7 @@
       </w:rPr>
     </w:lvl>
   </w:abstractNum>
-  <w:abstractNum w:abstractNumId="3" w15:restartNumberingAfterBreak="0">
+  <w:abstractNum w:abstractNumId="3">
     <w:nsid w:val="13EF6A0F"/>
     <w:multiLevelType w:val="multilevel"/>
     <w:tmpl w:val="2CC03932"/>
@@ -23918,7 +24052,7 @@
       </w:rPr>
     </w:lvl>
   </w:abstractNum>
-  <w:abstractNum w:abstractNumId="4" w15:restartNumberingAfterBreak="0">
+  <w:abstractNum w:abstractNumId="4">
     <w:nsid w:val="1BE43D7B"/>
     <w:multiLevelType w:val="multilevel"/>
     <w:tmpl w:val="D5F6D170"/>
@@ -24067,7 +24201,7 @@
       </w:rPr>
     </w:lvl>
   </w:abstractNum>
-  <w:abstractNum w:abstractNumId="5" w15:restartNumberingAfterBreak="0">
+  <w:abstractNum w:abstractNumId="5">
     <w:nsid w:val="1E2A6E57"/>
     <w:multiLevelType w:val="multilevel"/>
     <w:tmpl w:val="830A8F54"/>
@@ -24216,7 +24350,7 @@
       </w:rPr>
     </w:lvl>
   </w:abstractNum>
-  <w:abstractNum w:abstractNumId="6" w15:restartNumberingAfterBreak="0">
+  <w:abstractNum w:abstractNumId="6">
     <w:nsid w:val="21723944"/>
     <w:multiLevelType w:val="multilevel"/>
     <w:tmpl w:val="6E669640"/>
@@ -24365,7 +24499,7 @@
       </w:rPr>
     </w:lvl>
   </w:abstractNum>
-  <w:abstractNum w:abstractNumId="7" w15:restartNumberingAfterBreak="0">
+  <w:abstractNum w:abstractNumId="7">
     <w:nsid w:val="229327ED"/>
     <w:multiLevelType w:val="multilevel"/>
     <w:tmpl w:val="CBB8F282"/>
@@ -24514,7 +24648,7 @@
       </w:rPr>
     </w:lvl>
   </w:abstractNum>
-  <w:abstractNum w:abstractNumId="8" w15:restartNumberingAfterBreak="0">
+  <w:abstractNum w:abstractNumId="8">
     <w:nsid w:val="22A707F8"/>
     <w:multiLevelType w:val="multilevel"/>
     <w:tmpl w:val="B6F0ABB8"/>
@@ -24663,7 +24797,7 @@
       </w:rPr>
     </w:lvl>
   </w:abstractNum>
-  <w:abstractNum w:abstractNumId="9" w15:restartNumberingAfterBreak="0">
+  <w:abstractNum w:abstractNumId="9">
     <w:nsid w:val="27716114"/>
     <w:multiLevelType w:val="multilevel"/>
     <w:tmpl w:val="13A4CA66"/>
@@ -24812,7 +24946,7 @@
       </w:rPr>
     </w:lvl>
   </w:abstractNum>
-  <w:abstractNum w:abstractNumId="10" w15:restartNumberingAfterBreak="0">
+  <w:abstractNum w:abstractNumId="10">
     <w:nsid w:val="2AB81709"/>
     <w:multiLevelType w:val="multilevel"/>
     <w:tmpl w:val="D9229C32"/>
@@ -24961,7 +25095,7 @@
       </w:rPr>
     </w:lvl>
   </w:abstractNum>
-  <w:abstractNum w:abstractNumId="11" w15:restartNumberingAfterBreak="0">
+  <w:abstractNum w:abstractNumId="11">
     <w:nsid w:val="2D543470"/>
     <w:multiLevelType w:val="multilevel"/>
     <w:tmpl w:val="F11ECFBA"/>
@@ -25110,7 +25244,7 @@
       </w:rPr>
     </w:lvl>
   </w:abstractNum>
-  <w:abstractNum w:abstractNumId="12" w15:restartNumberingAfterBreak="0">
+  <w:abstractNum w:abstractNumId="12">
     <w:nsid w:val="359A0072"/>
     <w:multiLevelType w:val="multilevel"/>
     <w:tmpl w:val="A900E400"/>
@@ -25259,7 +25393,7 @@
       </w:rPr>
     </w:lvl>
   </w:abstractNum>
-  <w:abstractNum w:abstractNumId="13" w15:restartNumberingAfterBreak="0">
+  <w:abstractNum w:abstractNumId="13">
     <w:nsid w:val="37D64E6D"/>
     <w:multiLevelType w:val="multilevel"/>
     <w:tmpl w:val="D95AFF54"/>
@@ -25408,7 +25542,7 @@
       </w:rPr>
     </w:lvl>
   </w:abstractNum>
-  <w:abstractNum w:abstractNumId="14" w15:restartNumberingAfterBreak="0">
+  <w:abstractNum w:abstractNumId="14">
     <w:nsid w:val="49963A02"/>
     <w:multiLevelType w:val="multilevel"/>
     <w:tmpl w:val="16B6CB20"/>
@@ -25557,7 +25691,7 @@
       </w:rPr>
     </w:lvl>
   </w:abstractNum>
-  <w:abstractNum w:abstractNumId="15" w15:restartNumberingAfterBreak="0">
+  <w:abstractNum w:abstractNumId="15">
     <w:nsid w:val="4CB21FF4"/>
     <w:multiLevelType w:val="multilevel"/>
     <w:tmpl w:val="FDF8DD54"/>
@@ -25706,7 +25840,7 @@
       </w:rPr>
     </w:lvl>
   </w:abstractNum>
-  <w:abstractNum w:abstractNumId="16" w15:restartNumberingAfterBreak="0">
+  <w:abstractNum w:abstractNumId="16">
     <w:nsid w:val="4EBE04E3"/>
     <w:multiLevelType w:val="multilevel"/>
     <w:tmpl w:val="6B841D86"/>
@@ -25855,7 +25989,7 @@
       </w:rPr>
     </w:lvl>
   </w:abstractNum>
-  <w:abstractNum w:abstractNumId="17" w15:restartNumberingAfterBreak="0">
+  <w:abstractNum w:abstractNumId="17">
     <w:nsid w:val="50E52F9C"/>
     <w:multiLevelType w:val="multilevel"/>
     <w:tmpl w:val="432C45BE"/>
@@ -26004,7 +26138,7 @@
       </w:rPr>
     </w:lvl>
   </w:abstractNum>
-  <w:abstractNum w:abstractNumId="18" w15:restartNumberingAfterBreak="0">
+  <w:abstractNum w:abstractNumId="18">
     <w:nsid w:val="511970C3"/>
     <w:multiLevelType w:val="multilevel"/>
     <w:tmpl w:val="7EFE5904"/>
@@ -26153,7 +26287,7 @@
       </w:rPr>
     </w:lvl>
   </w:abstractNum>
-  <w:abstractNum w:abstractNumId="19" w15:restartNumberingAfterBreak="0">
+  <w:abstractNum w:abstractNumId="19">
     <w:nsid w:val="63811AAB"/>
     <w:multiLevelType w:val="multilevel"/>
     <w:tmpl w:val="8E4681BC"/>
@@ -26302,7 +26436,7 @@
       </w:rPr>
     </w:lvl>
   </w:abstractNum>
-  <w:abstractNum w:abstractNumId="20" w15:restartNumberingAfterBreak="0">
+  <w:abstractNum w:abstractNumId="20">
     <w:nsid w:val="6A9B7F56"/>
     <w:multiLevelType w:val="multilevel"/>
     <w:tmpl w:val="C44892F0"/>
@@ -26451,7 +26585,7 @@
       </w:rPr>
     </w:lvl>
   </w:abstractNum>
-  <w:abstractNum w:abstractNumId="21" w15:restartNumberingAfterBreak="0">
+  <w:abstractNum w:abstractNumId="21">
     <w:nsid w:val="6C5139F1"/>
     <w:multiLevelType w:val="multilevel"/>
     <w:tmpl w:val="FE1637E2"/>
@@ -26600,7 +26734,7 @@
       </w:rPr>
     </w:lvl>
   </w:abstractNum>
-  <w:abstractNum w:abstractNumId="22" w15:restartNumberingAfterBreak="0">
+  <w:abstractNum w:abstractNumId="22">
     <w:nsid w:val="70843AB8"/>
     <w:multiLevelType w:val="multilevel"/>
     <w:tmpl w:val="EF40295E"/>
@@ -26749,7 +26883,7 @@
       </w:rPr>
     </w:lvl>
   </w:abstractNum>
-  <w:abstractNum w:abstractNumId="23" w15:restartNumberingAfterBreak="0">
+  <w:abstractNum w:abstractNumId="23">
     <w:nsid w:val="7155135B"/>
     <w:multiLevelType w:val="multilevel"/>
     <w:tmpl w:val="9FAC0B44"/>
@@ -26862,7 +26996,7 @@
       </w:pPr>
     </w:lvl>
   </w:abstractNum>
-  <w:abstractNum w:abstractNumId="24" w15:restartNumberingAfterBreak="0">
+  <w:abstractNum w:abstractNumId="24">
     <w:nsid w:val="7C09303D"/>
     <w:multiLevelType w:val="multilevel"/>
     <w:tmpl w:val="834A56FE"/>
@@ -27011,79 +27145,79 @@
       </w:rPr>
     </w:lvl>
   </w:abstractNum>
-  <w:num w:numId="1" w16cid:durableId="624963274">
+  <w:num w:numId="1">
     <w:abstractNumId w:val="6"/>
   </w:num>
-  <w:num w:numId="2" w16cid:durableId="357202384">
+  <w:num w:numId="2">
     <w:abstractNumId w:val="16"/>
   </w:num>
-  <w:num w:numId="3" w16cid:durableId="1558592337">
+  <w:num w:numId="3">
     <w:abstractNumId w:val="8"/>
   </w:num>
-  <w:num w:numId="4" w16cid:durableId="811213826">
+  <w:num w:numId="4">
     <w:abstractNumId w:val="2"/>
   </w:num>
-  <w:num w:numId="5" w16cid:durableId="1023631574">
+  <w:num w:numId="5">
     <w:abstractNumId w:val="5"/>
   </w:num>
-  <w:num w:numId="6" w16cid:durableId="301228193">
+  <w:num w:numId="6">
     <w:abstractNumId w:val="1"/>
   </w:num>
-  <w:num w:numId="7" w16cid:durableId="1594321854">
+  <w:num w:numId="7">
     <w:abstractNumId w:val="23"/>
   </w:num>
-  <w:num w:numId="8" w16cid:durableId="224534427">
+  <w:num w:numId="8">
     <w:abstractNumId w:val="24"/>
   </w:num>
-  <w:num w:numId="9" w16cid:durableId="100882139">
+  <w:num w:numId="9">
     <w:abstractNumId w:val="20"/>
   </w:num>
-  <w:num w:numId="10" w16cid:durableId="1659725608">
+  <w:num w:numId="10">
     <w:abstractNumId w:val="13"/>
   </w:num>
-  <w:num w:numId="11" w16cid:durableId="1282764134">
+  <w:num w:numId="11">
     <w:abstractNumId w:val="21"/>
   </w:num>
-  <w:num w:numId="12" w16cid:durableId="969238903">
+  <w:num w:numId="12">
     <w:abstractNumId w:val="4"/>
   </w:num>
-  <w:num w:numId="13" w16cid:durableId="703100338">
+  <w:num w:numId="13">
     <w:abstractNumId w:val="7"/>
   </w:num>
-  <w:num w:numId="14" w16cid:durableId="61679358">
+  <w:num w:numId="14">
     <w:abstractNumId w:val="18"/>
   </w:num>
-  <w:num w:numId="15" w16cid:durableId="164832451">
+  <w:num w:numId="15">
     <w:abstractNumId w:val="9"/>
   </w:num>
-  <w:num w:numId="16" w16cid:durableId="1538853029">
+  <w:num w:numId="16">
     <w:abstractNumId w:val="10"/>
   </w:num>
-  <w:num w:numId="17" w16cid:durableId="336539816">
+  <w:num w:numId="17">
     <w:abstractNumId w:val="15"/>
   </w:num>
-  <w:num w:numId="18" w16cid:durableId="1775176200">
+  <w:num w:numId="18">
     <w:abstractNumId w:val="22"/>
   </w:num>
-  <w:num w:numId="19" w16cid:durableId="1638411716">
+  <w:num w:numId="19">
     <w:abstractNumId w:val="12"/>
   </w:num>
-  <w:num w:numId="20" w16cid:durableId="322246001">
+  <w:num w:numId="20">
     <w:abstractNumId w:val="19"/>
   </w:num>
-  <w:num w:numId="21" w16cid:durableId="992297914">
+  <w:num w:numId="21">
     <w:abstractNumId w:val="17"/>
   </w:num>
-  <w:num w:numId="22" w16cid:durableId="1096051605">
+  <w:num w:numId="22">
     <w:abstractNumId w:val="3"/>
   </w:num>
-  <w:num w:numId="23" w16cid:durableId="875892192">
+  <w:num w:numId="23">
     <w:abstractNumId w:val="14"/>
   </w:num>
-  <w:num w:numId="24" w16cid:durableId="484396502">
+  <w:num w:numId="24">
     <w:abstractNumId w:val="11"/>
   </w:num>
-  <w:num w:numId="25" w16cid:durableId="1746028509">
+  <w:num w:numId="25">
     <w:abstractNumId w:val="0"/>
   </w:num>
   <w:numIdMacAtCleanup w:val="25"/>
@@ -27091,7 +27225,7 @@
 </file>
 
 <file path=word/styles.xml><?xml version="1.0" encoding="utf-8"?>
-<w:styles xmlns:mc="http://schemas.openxmlformats.org/markup-compatibility/2006" xmlns:r="http://schemas.openxmlformats.org/officeDocument/2006/relationships" xmlns:w="http://schemas.openxmlformats.org/wordprocessingml/2006/main" xmlns:w14="http://schemas.microsoft.com/office/word/2010/wordml" xmlns:w15="http://schemas.microsoft.com/office/word/2012/wordml" xmlns:w16cex="http://schemas.microsoft.com/office/word/2018/wordml/cex" xmlns:w16cid="http://schemas.microsoft.com/office/word/2016/wordml/cid" xmlns:w16="http://schemas.microsoft.com/office/word/2018/wordml" xmlns:w16du="http://schemas.microsoft.com/office/word/2023/wordml/word16du" xmlns:w16sdtdh="http://schemas.microsoft.com/office/word/2020/wordml/sdtdatahash" xmlns:w16sdtfl="http://schemas.microsoft.com/office/word/2024/wordml/sdtformatlock" xmlns:w16se="http://schemas.microsoft.com/office/word/2015/wordml/symex" mc:Ignorable="w14 w15 w16se w16cid w16 w16cex w16sdtdh w16sdtfl w16du">
+<w:styles xmlns:mc="http://schemas.openxmlformats.org/markup-compatibility/2006" xmlns:r="http://schemas.openxmlformats.org/officeDocument/2006/relationships" xmlns:w="http://schemas.openxmlformats.org/wordprocessingml/2006/main" xmlns:w14="http://schemas.microsoft.com/office/word/2010/wordml" mc:Ignorable="w14">
   <w:docDefaults>
     <w:rPrDefault>
       <w:rPr>
@@ -27107,383 +27241,571 @@
       </w:pPr>
     </w:pPrDefault>
   </w:docDefaults>
-  <w:latentStyles w:defLockedState="0" w:defUIPriority="99" w:defSemiHidden="0" w:defUnhideWhenUsed="0" w:defQFormat="0" w:count="376">
-    <w:lsdException w:name="Normal" w:uiPriority="0" w:qFormat="1"/>
-    <w:lsdException w:name="heading 1" w:uiPriority="9" w:qFormat="1"/>
-    <w:lsdException w:name="heading 2" w:semiHidden="1" w:uiPriority="9" w:unhideWhenUsed="1" w:qFormat="1"/>
-    <w:lsdException w:name="heading 3" w:semiHidden="1" w:uiPriority="9" w:unhideWhenUsed="1" w:qFormat="1"/>
-    <w:lsdException w:name="heading 4" w:semiHidden="1" w:uiPriority="9" w:unhideWhenUsed="1" w:qFormat="1"/>
-    <w:lsdException w:name="heading 5" w:semiHidden="1" w:uiPriority="9" w:unhideWhenUsed="1" w:qFormat="1"/>
-    <w:lsdException w:name="heading 6" w:semiHidden="1" w:uiPriority="9" w:unhideWhenUsed="1" w:qFormat="1"/>
-    <w:lsdException w:name="heading 7" w:semiHidden="1" w:uiPriority="9" w:unhideWhenUsed="1" w:qFormat="1"/>
-    <w:lsdException w:name="heading 8" w:semiHidden="1" w:uiPriority="9" w:unhideWhenUsed="1" w:qFormat="1"/>
-    <w:lsdException w:name="heading 9" w:semiHidden="1" w:uiPriority="9" w:unhideWhenUsed="1" w:qFormat="1"/>
-    <w:lsdException w:name="index 1" w:semiHidden="1" w:unhideWhenUsed="1"/>
-    <w:lsdException w:name="index 2" w:semiHidden="1" w:unhideWhenUsed="1"/>
-    <w:lsdException w:name="index 3" w:semiHidden="1" w:unhideWhenUsed="1"/>
-    <w:lsdException w:name="index 4" w:semiHidden="1" w:unhideWhenUsed="1"/>
-    <w:lsdException w:name="index 5" w:semiHidden="1" w:unhideWhenUsed="1"/>
-    <w:lsdException w:name="index 6" w:semiHidden="1" w:unhideWhenUsed="1"/>
-    <w:lsdException w:name="index 7" w:semiHidden="1" w:unhideWhenUsed="1"/>
-    <w:lsdException w:name="index 8" w:semiHidden="1" w:unhideWhenUsed="1"/>
-    <w:lsdException w:name="index 9" w:semiHidden="1" w:unhideWhenUsed="1"/>
-    <w:lsdException w:name="toc 1" w:semiHidden="1" w:uiPriority="39" w:unhideWhenUsed="1"/>
-    <w:lsdException w:name="toc 2" w:semiHidden="1" w:uiPriority="39" w:unhideWhenUsed="1"/>
-    <w:lsdException w:name="toc 3" w:semiHidden="1" w:uiPriority="39" w:unhideWhenUsed="1"/>
-    <w:lsdException w:name="toc 4" w:semiHidden="1" w:uiPriority="39" w:unhideWhenUsed="1"/>
-    <w:lsdException w:name="toc 5" w:semiHidden="1" w:uiPriority="39" w:unhideWhenUsed="1"/>
-    <w:lsdException w:name="toc 6" w:semiHidden="1" w:uiPriority="39" w:unhideWhenUsed="1"/>
-    <w:lsdException w:name="toc 7" w:semiHidden="1" w:uiPriority="39" w:unhideWhenUsed="1"/>
-    <w:lsdException w:name="toc 8" w:semiHidden="1" w:uiPriority="39" w:unhideWhenUsed="1"/>
-    <w:lsdException w:name="toc 9" w:semiHidden="1" w:uiPriority="39" w:unhideWhenUsed="1"/>
-    <w:lsdException w:name="Normal Indent" w:semiHidden="1" w:unhideWhenUsed="1"/>
-    <w:lsdException w:name="footnote text" w:semiHidden="1" w:unhideWhenUsed="1"/>
-    <w:lsdException w:name="annotation text" w:semiHidden="1" w:unhideWhenUsed="1"/>
-    <w:lsdException w:name="header" w:semiHidden="1" w:unhideWhenUsed="1"/>
-    <w:lsdException w:name="footer" w:semiHidden="1" w:unhideWhenUsed="1"/>
-    <w:lsdException w:name="index heading" w:semiHidden="1" w:unhideWhenUsed="1"/>
-    <w:lsdException w:name="caption" w:semiHidden="1" w:uiPriority="35" w:unhideWhenUsed="1" w:qFormat="1"/>
-    <w:lsdException w:name="table of figures" w:semiHidden="1" w:unhideWhenUsed="1"/>
-    <w:lsdException w:name="envelope address" w:semiHidden="1" w:unhideWhenUsed="1"/>
-    <w:lsdException w:name="envelope return" w:semiHidden="1" w:unhideWhenUsed="1"/>
-    <w:lsdException w:name="footnote reference" w:semiHidden="1" w:unhideWhenUsed="1"/>
-    <w:lsdException w:name="annotation reference" w:semiHidden="1" w:unhideWhenUsed="1"/>
-    <w:lsdException w:name="line number" w:semiHidden="1" w:unhideWhenUsed="1"/>
-    <w:lsdException w:name="page number" w:semiHidden="1" w:unhideWhenUsed="1"/>
-    <w:lsdException w:name="endnote reference" w:semiHidden="1" w:unhideWhenUsed="1"/>
-    <w:lsdException w:name="endnote text" w:semiHidden="1" w:unhideWhenUsed="1"/>
-    <w:lsdException w:name="table of authorities" w:semiHidden="1" w:unhideWhenUsed="1"/>
-    <w:lsdException w:name="macro" w:semiHidden="1" w:unhideWhenUsed="1"/>
-    <w:lsdException w:name="toa heading" w:semiHidden="1" w:unhideWhenUsed="1"/>
-    <w:lsdException w:name="List" w:semiHidden="1" w:unhideWhenUsed="1"/>
-    <w:lsdException w:name="List Bullet" w:semiHidden="1" w:unhideWhenUsed="1"/>
-    <w:lsdException w:name="List Number" w:semiHidden="1" w:unhideWhenUsed="1"/>
-    <w:lsdException w:name="List 2" w:semiHidden="1" w:unhideWhenUsed="1"/>
-    <w:lsdException w:name="List 3" w:semiHidden="1" w:unhideWhenUsed="1"/>
-    <w:lsdException w:name="List 4" w:semiHidden="1" w:unhideWhenUsed="1"/>
-    <w:lsdException w:name="List 5" w:semiHidden="1" w:unhideWhenUsed="1"/>
-    <w:lsdException w:name="List Bullet 2" w:semiHidden="1" w:unhideWhenUsed="1"/>
-    <w:lsdException w:name="List Bullet 3" w:semiHidden="1" w:unhideWhenUsed="1"/>
-    <w:lsdException w:name="List Bullet 4" w:semiHidden="1" w:unhideWhenUsed="1"/>
-    <w:lsdException w:name="List Bullet 5" w:semiHidden="1" w:unhideWhenUsed="1"/>
-    <w:lsdException w:name="List Number 2" w:semiHidden="1" w:unhideWhenUsed="1"/>
-    <w:lsdException w:name="List Number 3" w:semiHidden="1" w:unhideWhenUsed="1"/>
-    <w:lsdException w:name="List Number 4" w:semiHidden="1" w:unhideWhenUsed="1"/>
-    <w:lsdException w:name="List Number 5" w:semiHidden="1" w:unhideWhenUsed="1"/>
-    <w:lsdException w:name="Title" w:uiPriority="10" w:qFormat="1"/>
-    <w:lsdException w:name="Closing" w:semiHidden="1" w:unhideWhenUsed="1"/>
-    <w:lsdException w:name="Signature" w:semiHidden="1" w:unhideWhenUsed="1"/>
-    <w:lsdException w:name="Default Paragraph Font" w:semiHidden="1" w:uiPriority="1" w:unhideWhenUsed="1"/>
-    <w:lsdException w:name="Body Text" w:semiHidden="1" w:unhideWhenUsed="1"/>
-    <w:lsdException w:name="Body Text Indent" w:semiHidden="1" w:unhideWhenUsed="1"/>
-    <w:lsdException w:name="List Continue" w:semiHidden="1" w:unhideWhenUsed="1"/>
-    <w:lsdException w:name="List Continue 2" w:semiHidden="1" w:unhideWhenUsed="1"/>
-    <w:lsdException w:name="List Continue 3" w:semiHidden="1" w:unhideWhenUsed="1"/>
-    <w:lsdException w:name="List Continue 4" w:semiHidden="1" w:unhideWhenUsed="1"/>
-    <w:lsdException w:name="List Continue 5" w:semiHidden="1" w:unhideWhenUsed="1"/>
-    <w:lsdException w:name="Message Header" w:semiHidden="1" w:unhideWhenUsed="1"/>
-    <w:lsdException w:name="Subtitle" w:uiPriority="11" w:qFormat="1"/>
-    <w:lsdException w:name="Salutation" w:semiHidden="1" w:unhideWhenUsed="1"/>
-    <w:lsdException w:name="Date" w:semiHidden="1" w:unhideWhenUsed="1"/>
-    <w:lsdException w:name="Body Text First Indent" w:semiHidden="1" w:unhideWhenUsed="1"/>
-    <w:lsdException w:name="Body Text First Indent 2" w:semiHidden="1" w:unhideWhenUsed="1"/>
-    <w:lsdException w:name="Note Heading" w:semiHidden="1" w:unhideWhenUsed="1"/>
-    <w:lsdException w:name="Body Text 2" w:semiHidden="1" w:unhideWhenUsed="1"/>
-    <w:lsdException w:name="Body Text 3" w:semiHidden="1" w:unhideWhenUsed="1"/>
-    <w:lsdException w:name="Body Text Indent 2" w:semiHidden="1" w:unhideWhenUsed="1"/>
-    <w:lsdException w:name="Body Text Indent 3" w:semiHidden="1" w:unhideWhenUsed="1"/>
-    <w:lsdException w:name="Block Text" w:semiHidden="1" w:unhideWhenUsed="1"/>
-    <w:lsdException w:name="Hyperlink" w:semiHidden="1" w:unhideWhenUsed="1"/>
-    <w:lsdException w:name="FollowedHyperlink" w:semiHidden="1" w:unhideWhenUsed="1"/>
-    <w:lsdException w:name="Strong" w:uiPriority="22" w:qFormat="1"/>
-    <w:lsdException w:name="Emphasis" w:uiPriority="20" w:qFormat="1"/>
-    <w:lsdException w:name="Document Map" w:semiHidden="1" w:unhideWhenUsed="1"/>
-    <w:lsdException w:name="Plain Text" w:semiHidden="1" w:unhideWhenUsed="1"/>
-    <w:lsdException w:name="E-mail Signature" w:semiHidden="1" w:unhideWhenUsed="1"/>
-    <w:lsdException w:name="HTML Top of Form" w:semiHidden="1" w:unhideWhenUsed="1"/>
-    <w:lsdException w:name="HTML Bottom of Form" w:semiHidden="1" w:unhideWhenUsed="1"/>
-    <w:lsdException w:name="Normal (Web)" w:semiHidden="1" w:unhideWhenUsed="1"/>
-    <w:lsdException w:name="HTML Acronym" w:semiHidden="1" w:unhideWhenUsed="1"/>
-    <w:lsdException w:name="HTML Address" w:semiHidden="1" w:unhideWhenUsed="1"/>
-    <w:lsdException w:name="HTML Cite" w:semiHidden="1" w:unhideWhenUsed="1"/>
-    <w:lsdException w:name="HTML Code" w:semiHidden="1" w:unhideWhenUsed="1"/>
-    <w:lsdException w:name="HTML Definition" w:semiHidden="1" w:unhideWhenUsed="1"/>
-    <w:lsdException w:name="HTML Keyboard" w:semiHidden="1" w:unhideWhenUsed="1"/>
-    <w:lsdException w:name="HTML Preformatted" w:semiHidden="1" w:unhideWhenUsed="1"/>
-    <w:lsdException w:name="HTML Sample" w:semiHidden="1" w:unhideWhenUsed="1"/>
-    <w:lsdException w:name="HTML Typewriter" w:semiHidden="1" w:unhideWhenUsed="1"/>
-    <w:lsdException w:name="HTML Variable" w:semiHidden="1" w:unhideWhenUsed="1"/>
-    <w:lsdException w:name="Normal Table" w:semiHidden="1" w:unhideWhenUsed="1"/>
-    <w:lsdException w:name="annotation subject" w:semiHidden="1" w:unhideWhenUsed="1"/>
-    <w:lsdException w:name="No List" w:semiHidden="1" w:unhideWhenUsed="1"/>
-    <w:lsdException w:name="Outline List 1" w:semiHidden="1" w:unhideWhenUsed="1"/>
-    <w:lsdException w:name="Outline List 2" w:semiHidden="1" w:unhideWhenUsed="1"/>
-    <w:lsdException w:name="Outline List 3" w:semiHidden="1" w:unhideWhenUsed="1"/>
-    <w:lsdException w:name="Table Simple 1" w:semiHidden="1" w:unhideWhenUsed="1"/>
-    <w:lsdException w:name="Table Simple 2" w:semiHidden="1" w:unhideWhenUsed="1"/>
-    <w:lsdException w:name="Table Simple 3" w:semiHidden="1" w:unhideWhenUsed="1"/>
-    <w:lsdException w:name="Table Classic 1" w:semiHidden="1" w:unhideWhenUsed="1"/>
-    <w:lsdException w:name="Table Classic 2" w:semiHidden="1" w:unhideWhenUsed="1"/>
-    <w:lsdException w:name="Table Classic 3" w:semiHidden="1" w:unhideWhenUsed="1"/>
-    <w:lsdException w:name="Table Classic 4" w:semiHidden="1" w:unhideWhenUsed="1"/>
-    <w:lsdException w:name="Table Colorful 1" w:semiHidden="1" w:unhideWhenUsed="1"/>
-    <w:lsdException w:name="Table Colorful 2" w:semiHidden="1" w:unhideWhenUsed="1"/>
-    <w:lsdException w:name="Table Colorful 3" w:semiHidden="1" w:unhideWhenUsed="1"/>
-    <w:lsdException w:name="Table Columns 1" w:semiHidden="1" w:unhideWhenUsed="1"/>
-    <w:lsdException w:name="Table Columns 2" w:semiHidden="1" w:unhideWhenUsed="1"/>
-    <w:lsdException w:name="Table Columns 3" w:semiHidden="1" w:unhideWhenUsed="1"/>
-    <w:lsdException w:name="Table Columns 4" w:semiHidden="1" w:unhideWhenUsed="1"/>
-    <w:lsdException w:name="Table Columns 5" w:semiHidden="1" w:unhideWhenUsed="1"/>
-    <w:lsdException w:name="Table Grid 1" w:semiHidden="1" w:unhideWhenUsed="1"/>
-    <w:lsdException w:name="Table Grid 2" w:semiHidden="1" w:unhideWhenUsed="1"/>
-    <w:lsdException w:name="Table Grid 3" w:semiHidden="1" w:unhideWhenUsed="1"/>
-    <w:lsdException w:name="Table Grid 4" w:semiHidden="1" w:unhideWhenUsed="1"/>
-    <w:lsdException w:name="Table Grid 5" w:semiHidden="1" w:unhideWhenUsed="1"/>
-    <w:lsdException w:name="Table Grid 6" w:semiHidden="1" w:unhideWhenUsed="1"/>
-    <w:lsdException w:name="Table Grid 7" w:semiHidden="1" w:unhideWhenUsed="1"/>
-    <w:lsdException w:name="Table Grid 8" w:semiHidden="1" w:unhideWhenUsed="1"/>
-    <w:lsdException w:name="Table List 1" w:semiHidden="1" w:unhideWhenUsed="1"/>
-    <w:lsdException w:name="Table List 2" w:semiHidden="1" w:unhideWhenUsed="1"/>
-    <w:lsdException w:name="Table List 3" w:semiHidden="1" w:unhideWhenUsed="1"/>
-    <w:lsdException w:name="Table List 4" w:semiHidden="1" w:unhideWhenUsed="1"/>
-    <w:lsdException w:name="Table List 5" w:semiHidden="1" w:unhideWhenUsed="1"/>
-    <w:lsdException w:name="Table List 6" w:semiHidden="1" w:unhideWhenUsed="1"/>
-    <w:lsdException w:name="Table List 7" w:semiHidden="1" w:unhideWhenUsed="1"/>
-    <w:lsdException w:name="Table List 8" w:semiHidden="1" w:unhideWhenUsed="1"/>
-    <w:lsdException w:name="Table 3D effects 1" w:semiHidden="1" w:unhideWhenUsed="1"/>
-    <w:lsdException w:name="Table 3D effects 2" w:semiHidden="1" w:unhideWhenUsed="1"/>
-    <w:lsdException w:name="Table 3D effects 3" w:semiHidden="1" w:unhideWhenUsed="1"/>
-    <w:lsdException w:name="Table Contemporary" w:semiHidden="1" w:unhideWhenUsed="1"/>
-    <w:lsdException w:name="Table Elegant" w:semiHidden="1" w:unhideWhenUsed="1"/>
-    <w:lsdException w:name="Table Professional" w:semiHidden="1" w:unhideWhenUsed="1"/>
-    <w:lsdException w:name="Table Subtle 1" w:semiHidden="1" w:unhideWhenUsed="1"/>
-    <w:lsdException w:name="Table Subtle 2" w:semiHidden="1" w:unhideWhenUsed="1"/>
-    <w:lsdException w:name="Table Web 1" w:semiHidden="1" w:unhideWhenUsed="1"/>
-    <w:lsdException w:name="Table Web 2" w:semiHidden="1" w:unhideWhenUsed="1"/>
-    <w:lsdException w:name="Table Web 3" w:semiHidden="1" w:unhideWhenUsed="1"/>
-    <w:lsdException w:name="Balloon Text" w:semiHidden="1" w:unhideWhenUsed="1"/>
-    <w:lsdException w:name="Table Grid" w:uiPriority="59"/>
-    <w:lsdException w:name="Table Theme" w:semiHidden="1" w:unhideWhenUsed="1"/>
-    <w:lsdException w:name="Placeholder Text" w:semiHidden="1"/>
-    <w:lsdException w:name="No Spacing" w:uiPriority="1" w:qFormat="1"/>
-    <w:lsdException w:name="Light Shading" w:uiPriority="60"/>
-    <w:lsdException w:name="Light List" w:uiPriority="61"/>
-    <w:lsdException w:name="Light Grid" w:uiPriority="62"/>
-    <w:lsdException w:name="Medium Shading 1" w:uiPriority="63"/>
-    <w:lsdException w:name="Medium Shading 2" w:uiPriority="64"/>
-    <w:lsdException w:name="Medium List 1" w:uiPriority="65"/>
-    <w:lsdException w:name="Medium List 2" w:uiPriority="66"/>
-    <w:lsdException w:name="Medium Grid 1" w:uiPriority="67"/>
-    <w:lsdException w:name="Medium Grid 2" w:uiPriority="68"/>
-    <w:lsdException w:name="Medium Grid 3" w:uiPriority="69"/>
-    <w:lsdException w:name="Dark List" w:uiPriority="70"/>
-    <w:lsdException w:name="Colorful Shading" w:uiPriority="71"/>
-    <w:lsdException w:name="Colorful List" w:uiPriority="72"/>
-    <w:lsdException w:name="Colorful Grid" w:uiPriority="73"/>
-    <w:lsdException w:name="Light Shading Accent 1" w:uiPriority="60"/>
-    <w:lsdException w:name="Light List Accent 1" w:uiPriority="61"/>
-    <w:lsdException w:name="Light Grid Accent 1" w:uiPriority="62"/>
-    <w:lsdException w:name="Medium Shading 1 Accent 1" w:uiPriority="63"/>
-    <w:lsdException w:name="Medium Shading 2 Accent 1" w:uiPriority="64"/>
-    <w:lsdException w:name="Medium List 1 Accent 1" w:uiPriority="65"/>
-    <w:lsdException w:name="Revision" w:semiHidden="1"/>
-    <w:lsdException w:name="List Paragraph" w:uiPriority="34" w:qFormat="1"/>
-    <w:lsdException w:name="Quote" w:uiPriority="29" w:qFormat="1"/>
-    <w:lsdException w:name="Intense Quote" w:uiPriority="30" w:qFormat="1"/>
-    <w:lsdException w:name="Medium List 2 Accent 1" w:uiPriority="66"/>
-    <w:lsdException w:name="Medium Grid 1 Accent 1" w:uiPriority="67"/>
-    <w:lsdException w:name="Medium Grid 2 Accent 1" w:uiPriority="68"/>
-    <w:lsdException w:name="Medium Grid 3 Accent 1" w:uiPriority="69"/>
-    <w:lsdException w:name="Dark List Accent 1" w:uiPriority="70"/>
-    <w:lsdException w:name="Colorful Shading Accent 1" w:uiPriority="71"/>
-    <w:lsdException w:name="Colorful List Accent 1" w:uiPriority="72"/>
-    <w:lsdException w:name="Colorful Grid Accent 1" w:uiPriority="73"/>
-    <w:lsdException w:name="Light Shading Accent 2" w:uiPriority="60"/>
-    <w:lsdException w:name="Light List Accent 2" w:uiPriority="61"/>
-    <w:lsdException w:name="Light Grid Accent 2" w:uiPriority="62"/>
-    <w:lsdException w:name="Medium Shading 1 Accent 2" w:uiPriority="63"/>
-    <w:lsdException w:name="Medium Shading 2 Accent 2" w:uiPriority="64"/>
-    <w:lsdException w:name="Medium List 1 Accent 2" w:uiPriority="65"/>
-    <w:lsdException w:name="Medium List 2 Accent 2" w:uiPriority="66"/>
-    <w:lsdException w:name="Medium Grid 1 Accent 2" w:uiPriority="67"/>
-    <w:lsdException w:name="Medium Grid 2 Accent 2" w:uiPriority="68"/>
-    <w:lsdException w:name="Medium Grid 3 Accent 2" w:uiPriority="69"/>
-    <w:lsdException w:name="Dark List Accent 2" w:uiPriority="70"/>
-    <w:lsdException w:name="Colorful Shading Accent 2" w:uiPriority="71"/>
-    <w:lsdException w:name="Colorful List Accent 2" w:uiPriority="72"/>
-    <w:lsdException w:name="Colorful Grid Accent 2" w:uiPriority="73"/>
-    <w:lsdException w:name="Light Shading Accent 3" w:uiPriority="60"/>
-    <w:lsdException w:name="Light List Accent 3" w:uiPriority="61"/>
-    <w:lsdException w:name="Light Grid Accent 3" w:uiPriority="62"/>
-    <w:lsdException w:name="Medium Shading 1 Accent 3" w:uiPriority="63"/>
-    <w:lsdException w:name="Medium Shading 2 Accent 3" w:uiPriority="64"/>
-    <w:lsdException w:name="Medium List 1 Accent 3" w:uiPriority="65"/>
-    <w:lsdException w:name="Medium List 2 Accent 3" w:uiPriority="66"/>
-    <w:lsdException w:name="Medium Grid 1 Accent 3" w:uiPriority="67"/>
-    <w:lsdException w:name="Medium Grid 2 Accent 3" w:uiPriority="68"/>
-    <w:lsdException w:name="Medium Grid 3 Accent 3" w:uiPriority="69"/>
-    <w:lsdException w:name="Dark List Accent 3" w:uiPriority="70"/>
-    <w:lsdException w:name="Colorful Shading Accent 3" w:uiPriority="71"/>
-    <w:lsdException w:name="Colorful List Accent 3" w:uiPriority="72"/>
-    <w:lsdException w:name="Colorful Grid Accent 3" w:uiPriority="73"/>
-    <w:lsdException w:name="Light Shading Accent 4" w:uiPriority="60"/>
-    <w:lsdException w:name="Light List Accent 4" w:uiPriority="61"/>
-    <w:lsdException w:name="Light Grid Accent 4" w:uiPriority="62"/>
-    <w:lsdException w:name="Medium Shading 1 Accent 4" w:uiPriority="63"/>
-    <w:lsdException w:name="Medium Shading 2 Accent 4" w:uiPriority="64"/>
-    <w:lsdException w:name="Medium List 1 Accent 4" w:uiPriority="65"/>
-    <w:lsdException w:name="Medium List 2 Accent 4" w:uiPriority="66"/>
-    <w:lsdException w:name="Medium Grid 1 Accent 4" w:uiPriority="67"/>
-    <w:lsdException w:name="Medium Grid 2 Accent 4" w:uiPriority="68"/>
-    <w:lsdException w:name="Medium Grid 3 Accent 4" w:uiPriority="69"/>
-    <w:lsdException w:name="Dark List Accent 4" w:uiPriority="70"/>
-    <w:lsdException w:name="Colorful Shading Accent 4" w:uiPriority="71"/>
-    <w:lsdException w:name="Colorful List Accent 4" w:uiPriority="72"/>
-    <w:lsdException w:name="Colorful Grid Accent 4" w:uiPriority="73"/>
-    <w:lsdException w:name="Light Shading Accent 5" w:uiPriority="60"/>
-    <w:lsdException w:name="Light List Accent 5" w:uiPriority="61"/>
-    <w:lsdException w:name="Light Grid Accent 5" w:uiPriority="62"/>
-    <w:lsdException w:name="Medium Shading 1 Accent 5" w:uiPriority="63"/>
-    <w:lsdException w:name="Medium Shading 2 Accent 5" w:uiPriority="64"/>
-    <w:lsdException w:name="Medium List 1 Accent 5" w:uiPriority="65"/>
-    <w:lsdException w:name="Medium List 2 Accent 5" w:uiPriority="66"/>
-    <w:lsdException w:name="Medium Grid 1 Accent 5" w:uiPriority="67"/>
-    <w:lsdException w:name="Medium Grid 2 Accent 5" w:uiPriority="68"/>
-    <w:lsdException w:name="Medium Grid 3 Accent 5" w:uiPriority="69"/>
-    <w:lsdException w:name="Dark List Accent 5" w:uiPriority="70"/>
-    <w:lsdException w:name="Colorful Shading Accent 5" w:uiPriority="71"/>
-    <w:lsdException w:name="Colorful List Accent 5" w:uiPriority="72"/>
-    <w:lsdException w:name="Colorful Grid Accent 5" w:uiPriority="73"/>
-    <w:lsdException w:name="Light Shading Accent 6" w:uiPriority="60"/>
-    <w:lsdException w:name="Light List Accent 6" w:uiPriority="61"/>
-    <w:lsdException w:name="Light Grid Accent 6" w:uiPriority="62"/>
-    <w:lsdException w:name="Medium Shading 1 Accent 6" w:uiPriority="63"/>
-    <w:lsdException w:name="Medium Shading 2 Accent 6" w:uiPriority="64"/>
-    <w:lsdException w:name="Medium List 1 Accent 6" w:uiPriority="65"/>
-    <w:lsdException w:name="Medium List 2 Accent 6" w:uiPriority="66"/>
-    <w:lsdException w:name="Medium Grid 1 Accent 6" w:uiPriority="67"/>
-    <w:lsdException w:name="Medium Grid 2 Accent 6" w:uiPriority="68"/>
-    <w:lsdException w:name="Medium Grid 3 Accent 6" w:uiPriority="69"/>
-    <w:lsdException w:name="Dark List Accent 6" w:uiPriority="70"/>
-    <w:lsdException w:name="Colorful Shading Accent 6" w:uiPriority="71"/>
-    <w:lsdException w:name="Colorful List Accent 6" w:uiPriority="72"/>
-    <w:lsdException w:name="Colorful Grid Accent 6" w:uiPriority="73"/>
-    <w:lsdException w:name="Subtle Emphasis" w:uiPriority="19" w:qFormat="1"/>
-    <w:lsdException w:name="Intense Emphasis" w:uiPriority="21" w:qFormat="1"/>
-    <w:lsdException w:name="Subtle Reference" w:uiPriority="31" w:qFormat="1"/>
-    <w:lsdException w:name="Intense Reference" w:uiPriority="32" w:qFormat="1"/>
-    <w:lsdException w:name="Book Title" w:uiPriority="33" w:qFormat="1"/>
-    <w:lsdException w:name="Bibliography" w:semiHidden="1" w:uiPriority="37" w:unhideWhenUsed="1"/>
-    <w:lsdException w:name="TOC Heading" w:semiHidden="1" w:uiPriority="39" w:unhideWhenUsed="1" w:qFormat="1"/>
-    <w:lsdException w:name="Plain Table 1" w:uiPriority="41"/>
-    <w:lsdException w:name="Plain Table 2" w:uiPriority="42"/>
-    <w:lsdException w:name="Plain Table 3" w:uiPriority="43"/>
-    <w:lsdException w:name="Plain Table 4" w:uiPriority="44"/>
-    <w:lsdException w:name="Plain Table 5" w:uiPriority="45"/>
-    <w:lsdException w:name="Grid Table Light" w:uiPriority="40"/>
-    <w:lsdException w:name="Grid Table 1 Light" w:uiPriority="46"/>
-    <w:lsdException w:name="Grid Table 2" w:uiPriority="47"/>
-    <w:lsdException w:name="Grid Table 3" w:uiPriority="48"/>
-    <w:lsdException w:name="Grid Table 4" w:uiPriority="49"/>
-    <w:lsdException w:name="Grid Table 5 Dark" w:uiPriority="50"/>
-    <w:lsdException w:name="Grid Table 6 Colorful" w:uiPriority="51"/>
-    <w:lsdException w:name="Grid Table 7 Colorful" w:uiPriority="52"/>
-    <w:lsdException w:name="Grid Table 1 Light Accent 1" w:uiPriority="46"/>
-    <w:lsdException w:name="Grid Table 2 Accent 1" w:uiPriority="47"/>
-    <w:lsdException w:name="Grid Table 3 Accent 1" w:uiPriority="48"/>
-    <w:lsdException w:name="Grid Table 4 Accent 1" w:uiPriority="49"/>
-    <w:lsdException w:name="Grid Table 5 Dark Accent 1" w:uiPriority="50"/>
-    <w:lsdException w:name="Grid Table 6 Colorful Accent 1" w:uiPriority="51"/>
-    <w:lsdException w:name="Grid Table 7 Colorful Accent 1" w:uiPriority="52"/>
-    <w:lsdException w:name="Grid Table 1 Light Accent 2" w:uiPriority="46"/>
-    <w:lsdException w:name="Grid Table 2 Accent 2" w:uiPriority="47"/>
-    <w:lsdException w:name="Grid Table 3 Accent 2" w:uiPriority="48"/>
-    <w:lsdException w:name="Grid Table 4 Accent 2" w:uiPriority="49"/>
-    <w:lsdException w:name="Grid Table 5 Dark Accent 2" w:uiPriority="50"/>
-    <w:lsdException w:name="Grid Table 6 Colorful Accent 2" w:uiPriority="51"/>
-    <w:lsdException w:name="Grid Table 7 Colorful Accent 2" w:uiPriority="52"/>
-    <w:lsdException w:name="Grid Table 1 Light Accent 3" w:uiPriority="46"/>
-    <w:lsdException w:name="Grid Table 2 Accent 3" w:uiPriority="47"/>
-    <w:lsdException w:name="Grid Table 3 Accent 3" w:uiPriority="48"/>
-    <w:lsdException w:name="Grid Table 4 Accent 3" w:uiPriority="49"/>
-    <w:lsdException w:name="Grid Table 5 Dark Accent 3" w:uiPriority="50"/>
-    <w:lsdException w:name="Grid Table 6 Colorful Accent 3" w:uiPriority="51"/>
-    <w:lsdException w:name="Grid Table 7 Colorful Accent 3" w:uiPriority="52"/>
-    <w:lsdException w:name="Grid Table 1 Light Accent 4" w:uiPriority="46"/>
-    <w:lsdException w:name="Grid Table 2 Accent 4" w:uiPriority="47"/>
-    <w:lsdException w:name="Grid Table 3 Accent 4" w:uiPriority="48"/>
-    <w:lsdException w:name="Grid Table 4 Accent 4" w:uiPriority="49"/>
-    <w:lsdException w:name="Grid Table 5 Dark Accent 4" w:uiPriority="50"/>
-    <w:lsdException w:name="Grid Table 6 Colorful Accent 4" w:uiPriority="51"/>
-    <w:lsdException w:name="Grid Table 7 Colorful Accent 4" w:uiPriority="52"/>
-    <w:lsdException w:name="Grid Table 1 Light Accent 5" w:uiPriority="46"/>
-    <w:lsdException w:name="Grid Table 2 Accent 5" w:uiPriority="47"/>
-    <w:lsdException w:name="Grid Table 3 Accent 5" w:uiPriority="48"/>
-    <w:lsdException w:name="Grid Table 4 Accent 5" w:uiPriority="49"/>
-    <w:lsdException w:name="Grid Table 5 Dark Accent 5" w:uiPriority="50"/>
-    <w:lsdException w:name="Grid Table 6 Colorful Accent 5" w:uiPriority="51"/>
-    <w:lsdException w:name="Grid Table 7 Colorful Accent 5" w:uiPriority="52"/>
-    <w:lsdException w:name="Grid Table 1 Light Accent 6" w:uiPriority="46"/>
-    <w:lsdException w:name="Grid Table 2 Accent 6" w:uiPriority="47"/>
-    <w:lsdException w:name="Grid Table 3 Accent 6" w:uiPriority="48"/>
-    <w:lsdException w:name="Grid Table 4 Accent 6" w:uiPriority="49"/>
-    <w:lsdException w:name="Grid Table 5 Dark Accent 6" w:uiPriority="50"/>
-    <w:lsdException w:name="Grid Table 6 Colorful Accent 6" w:uiPriority="51"/>
-    <w:lsdException w:name="Grid Table 7 Colorful Accent 6" w:uiPriority="52"/>
-    <w:lsdException w:name="List Table 1 Light" w:uiPriority="46"/>
-    <w:lsdException w:name="List Table 2" w:uiPriority="47"/>
-    <w:lsdException w:name="List Table 3" w:uiPriority="48"/>
-    <w:lsdException w:name="List Table 4" w:uiPriority="49"/>
-    <w:lsdException w:name="List Table 5 Dark" w:uiPriority="50"/>
-    <w:lsdException w:name="List Table 6 Colorful" w:uiPriority="51"/>
-    <w:lsdException w:name="List Table 7 Colorful" w:uiPriority="52"/>
-    <w:lsdException w:name="List Table 1 Light Accent 1" w:uiPriority="46"/>
-    <w:lsdException w:name="List Table 2 Accent 1" w:uiPriority="47"/>
-    <w:lsdException w:name="List Table 3 Accent 1" w:uiPriority="48"/>
-    <w:lsdException w:name="List Table 4 Accent 1" w:uiPriority="49"/>
-    <w:lsdException w:name="List Table 5 Dark Accent 1" w:uiPriority="50"/>
-    <w:lsdException w:name="List Table 6 Colorful Accent 1" w:uiPriority="51"/>
-    <w:lsdException w:name="List Table 7 Colorful Accent 1" w:uiPriority="52"/>
-    <w:lsdException w:name="List Table 1 Light Accent 2" w:uiPriority="46"/>
-    <w:lsdException w:name="List Table 2 Accent 2" w:uiPriority="47"/>
-    <w:lsdException w:name="List Table 3 Accent 2" w:uiPriority="48"/>
-    <w:lsdException w:name="List Table 4 Accent 2" w:uiPriority="49"/>
-    <w:lsdException w:name="List Table 5 Dark Accent 2" w:uiPriority="50"/>
-    <w:lsdException w:name="List Table 6 Colorful Accent 2" w:uiPriority="51"/>
-    <w:lsdException w:name="List Table 7 Colorful Accent 2" w:uiPriority="52"/>
-    <w:lsdException w:name="List Table 1 Light Accent 3" w:uiPriority="46"/>
-    <w:lsdException w:name="List Table 2 Accent 3" w:uiPriority="47"/>
-    <w:lsdException w:name="List Table 3 Accent 3" w:uiPriority="48"/>
-    <w:lsdException w:name="List Table 4 Accent 3" w:uiPriority="49"/>
-    <w:lsdException w:name="List Table 5 Dark Accent 3" w:uiPriority="50"/>
-    <w:lsdException w:name="List Table 6 Colorful Accent 3" w:uiPriority="51"/>
-    <w:lsdException w:name="List Table 7 Colorful Accent 3" w:uiPriority="52"/>
-    <w:lsdException w:name="List Table 1 Light Accent 4" w:uiPriority="46"/>
-    <w:lsdException w:name="List Table 2 Accent 4" w:uiPriority="47"/>
-    <w:lsdException w:name="List Table 3 Accent 4" w:uiPriority="48"/>
-    <w:lsdException w:name="List Table 4 Accent 4" w:uiPriority="49"/>
-    <w:lsdException w:name="List Table 5 Dark Accent 4" w:uiPriority="50"/>
-    <w:lsdException w:name="List Table 6 Colorful Accent 4" w:uiPriority="51"/>
-    <w:lsdException w:name="List Table 7 Colorful Accent 4" w:uiPriority="52"/>
-    <w:lsdException w:name="List Table 1 Light Accent 5" w:uiPriority="46"/>
-    <w:lsdException w:name="List Table 2 Accent 5" w:uiPriority="47"/>
-    <w:lsdException w:name="List Table 3 Accent 5" w:uiPriority="48"/>
-    <w:lsdException w:name="List Table 4 Accent 5" w:uiPriority="49"/>
-    <w:lsdException w:name="List Table 5 Dark Accent 5" w:uiPriority="50"/>
-    <w:lsdException w:name="List Table 6 Colorful Accent 5" w:uiPriority="51"/>
-    <w:lsdException w:name="List Table 7 Colorful Accent 5" w:uiPriority="52"/>
-    <w:lsdException w:name="List Table 1 Light Accent 6" w:uiPriority="46"/>
-    <w:lsdException w:name="List Table 2 Accent 6" w:uiPriority="47"/>
-    <w:lsdException w:name="List Table 3 Accent 6" w:uiPriority="48"/>
-    <w:lsdException w:name="List Table 4 Accent 6" w:uiPriority="49"/>
-    <w:lsdException w:name="List Table 5 Dark Accent 6" w:uiPriority="50"/>
-    <w:lsdException w:name="List Table 6 Colorful Accent 6" w:uiPriority="51"/>
-    <w:lsdException w:name="List Table 7 Colorful Accent 6" w:uiPriority="52"/>
-    <w:lsdException w:name="Mention" w:semiHidden="1" w:unhideWhenUsed="1"/>
-    <w:lsdException w:name="Smart Hyperlink" w:semiHidden="1" w:unhideWhenUsed="1"/>
-    <w:lsdException w:name="Hashtag" w:semiHidden="1" w:unhideWhenUsed="1"/>
-    <w:lsdException w:name="Unresolved Mention" w:semiHidden="1" w:unhideWhenUsed="1"/>
-    <w:lsdException w:name="Smart Link" w:semiHidden="1" w:unhideWhenUsed="1"/>
+  <w:latentStyles w:defLockedState="0" w:defUIPriority="99" w:defSemiHidden="1" w:defUnhideWhenUsed="1" w:defQFormat="0" w:count="267">
+    <w:lsdException w:name="Normal" w:semiHidden="0" w:uiPriority="0" w:unhideWhenUsed="0" w:qFormat="1"/>
+    <w:lsdException w:name="heading 1" w:semiHidden="0" w:uiPriority="9" w:unhideWhenUsed="0" w:qFormat="1"/>
+    <w:lsdException w:name="heading 2" w:uiPriority="9" w:qFormat="1"/>
+    <w:lsdException w:name="heading 3" w:uiPriority="9" w:qFormat="1"/>
+    <w:lsdException w:name="heading 4" w:uiPriority="9" w:qFormat="1"/>
+    <w:lsdException w:name="heading 5" w:uiPriority="9" w:qFormat="1"/>
+    <w:lsdException w:name="heading 6" w:uiPriority="9" w:qFormat="1"/>
+    <w:lsdException w:name="heading 7" w:uiPriority="9" w:qFormat="1"/>
+    <w:lsdException w:name="heading 8" w:uiPriority="9" w:qFormat="1"/>
+    <w:lsdException w:name="heading 9" w:uiPriority="9" w:qFormat="1"/>
+    <w:lsdException w:name="toc 1" w:uiPriority="39"/>
+    <w:lsdException w:name="toc 2" w:uiPriority="39"/>
+    <w:lsdException w:name="toc 3" w:uiPriority="39"/>
+    <w:lsdException w:name="toc 4" w:uiPriority="39"/>
+    <w:lsdException w:name="toc 5" w:uiPriority="39"/>
+    <w:lsdException w:name="toc 6" w:uiPriority="39"/>
+    <w:lsdException w:name="toc 7" w:uiPriority="39"/>
+    <w:lsdException w:name="toc 8" w:uiPriority="39"/>
+    <w:lsdException w:name="toc 9" w:uiPriority="39"/>
+    <w:lsdException w:name="caption" w:uiPriority="35" w:qFormat="1"/>
+    <w:lsdException w:name="Title" w:semiHidden="0" w:uiPriority="10" w:unhideWhenUsed="0" w:qFormat="1"/>
+    <w:lsdException w:name="Default Paragraph Font" w:uiPriority="1"/>
+    <w:lsdException w:name="Subtitle" w:semiHidden="0" w:uiPriority="11" w:unhideWhenUsed="0" w:qFormat="1"/>
+    <w:lsdException w:name="Strong" w:semiHidden="0" w:uiPriority="22" w:unhideWhenUsed="0" w:qFormat="1"/>
+    <w:lsdException w:name="Emphasis" w:semiHidden="0" w:uiPriority="20" w:unhideWhenUsed="0" w:qFormat="1"/>
+    <w:lsdException w:name="Table Grid" w:semiHidden="0" w:uiPriority="59" w:unhideWhenUsed="0"/>
+    <w:lsdException w:name="Placeholder Text" w:unhideWhenUsed="0"/>
+    <w:lsdException w:name="No Spacing" w:semiHidden="0" w:uiPriority="1" w:unhideWhenUsed="0" w:qFormat="1"/>
+    <w:lsdException w:name="Light Shading" w:semiHidden="0" w:uiPriority="60" w:unhideWhenUsed="0"/>
+    <w:lsdException w:name="Light List" w:semiHidden="0" w:uiPriority="61" w:unhideWhenUsed="0"/>
+    <w:lsdException w:name="Light Grid" w:semiHidden="0" w:uiPriority="62" w:unhideWhenUsed="0"/>
+    <w:lsdException w:name="Medium Shading 1" w:semiHidden="0" w:uiPriority="63" w:unhideWhenUsed="0"/>
+    <w:lsdException w:name="Medium Shading 2" w:semiHidden="0" w:uiPriority="64" w:unhideWhenUsed="0"/>
+    <w:lsdException w:name="Medium List 1" w:semiHidden="0" w:uiPriority="65" w:unhideWhenUsed="0"/>
+    <w:lsdException w:name="Medium List 2" w:semiHidden="0" w:uiPriority="66" w:unhideWhenUsed="0"/>
+    <w:lsdException w:name="Medium Grid 1" w:semiHidden="0" w:uiPriority="67" w:unhideWhenUsed="0"/>
+    <w:lsdException w:name="Medium Grid 2" w:semiHidden="0" w:uiPriority="68" w:unhideWhenUsed="0"/>
+    <w:lsdException w:name="Medium Grid 3" w:semiHidden="0" w:uiPriority="69" w:unhideWhenUsed="0"/>
+    <w:lsdException w:name="Dark List" w:semiHidden="0" w:uiPriority="70" w:unhideWhenUsed="0"/>
+    <w:lsdException w:name="Colorful Shading" w:semiHidden="0" w:uiPriority="71" w:unhideWhenUsed="0"/>
+    <w:lsdException w:name="Colorful List" w:semiHidden="0" w:uiPriority="72" w:unhideWhenUsed="0"/>
+    <w:lsdException w:name="Colorful Grid" w:semiHidden="0" w:uiPriority="73" w:unhideWhenUsed="0"/>
+    <w:lsdException w:name="Light Shading Accent 1" w:semiHidden="0" w:uiPriority="60" w:unhideWhenUsed="0"/>
+    <w:lsdException w:name="Light List Accent 1" w:semiHidden="0" w:uiPriority="61" w:unhideWhenUsed="0"/>
+    <w:lsdException w:name="Light Grid Accent 1" w:semiHidden="0" w:uiPriority="62" w:unhideWhenUsed="0"/>
+    <w:lsdException w:name="Medium Shading 1 Accent 1" w:semiHidden="0" w:uiPriority="63" w:unhideWhenUsed="0"/>
+    <w:lsdException w:name="Medium Shading 2 Accent 1" w:semiHidden="0" w:uiPriority="64" w:unhideWhenUsed="0"/>
+    <w:lsdException w:name="Medium List 1 Accent 1" w:semiHidden="0" w:uiPriority="65" w:unhideWhenUsed="0"/>
+    <w:lsdException w:name="Revision" w:unhideWhenUsed="0"/>
+    <w:lsdException w:name="List Paragraph" w:semiHidden="0" w:uiPriority="34" w:unhideWhenUsed="0" w:qFormat="1"/>
+    <w:lsdException w:name="Quote" w:semiHidden="0" w:uiPriority="29" w:unhideWhenUsed="0" w:qFormat="1"/>
+    <w:lsdException w:name="Intense Quote" w:semiHidden="0" w:uiPriority="30" w:unhideWhenUsed="0" w:qFormat="1"/>
+    <w:lsdException w:name="Medium List 2 Accent 1" w:semiHidden="0" w:uiPriority="66" w:unhideWhenUsed="0"/>
+    <w:lsdException w:name="Medium Grid 1 Accent 1" w:semiHidden="0" w:uiPriority="67" w:unhideWhenUsed="0"/>
+    <w:lsdException w:name="Medium Grid 2 Accent 1" w:semiHidden="0" w:uiPriority="68" w:unhideWhenUsed="0"/>
+    <w:lsdException w:name="Medium Grid 3 Accent 1" w:semiHidden="0" w:uiPriority="69" w:unhideWhenUsed="0"/>
+    <w:lsdException w:name="Dark List Accent 1" w:semiHidden="0" w:uiPriority="70" w:unhideWhenUsed="0"/>
+    <w:lsdException w:name="Colorful Shading Accent 1" w:semiHidden="0" w:uiPriority="71" w:unhideWhenUsed="0"/>
+    <w:lsdException w:name="Colorful List Accent 1" w:semiHidden="0" w:uiPriority="72" w:unhideWhenUsed="0"/>
+    <w:lsdException w:name="Colorful Grid Accent 1" w:semiHidden="0" w:uiPriority="73" w:unhideWhenUsed="0"/>
+    <w:lsdException w:name="Light Shading Accent 2" w:semiHidden="0" w:uiPriority="60" w:unhideWhenUsed="0"/>
+    <w:lsdException w:name="Light List Accent 2" w:semiHidden="0" w:uiPriority="61" w:unhideWhenUsed="0"/>
+    <w:lsdException w:name="Light Grid Accent 2" w:semiHidden="0" w:uiPriority="62" w:unhideWhenUsed="0"/>
+    <w:lsdException w:name="Medium Shading 1 Accent 2" w:semiHidden="0" w:uiPriority="63" w:unhideWhenUsed="0"/>
+    <w:lsdException w:name="Medium Shading 2 Accent 2" w:semiHidden="0" w:uiPriority="64" w:unhideWhenUsed="0"/>
+    <w:lsdException w:name="Medium List 1 Accent 2" w:semiHidden="0" w:uiPriority="65" w:unhideWhenUsed="0"/>
+    <w:lsdException w:name="Medium List 2 Accent 2" w:semiHidden="0" w:uiPriority="66" w:unhideWhenUsed="0"/>
+    <w:lsdException w:name="Medium Grid 1 Accent 2" w:semiHidden="0" w:uiPriority="67" w:unhideWhenUsed="0"/>
+    <w:lsdException w:name="Medium Grid 2 Accent 2" w:semiHidden="0" w:uiPriority="68" w:unhideWhenUsed="0"/>
+    <w:lsdException w:name="Medium Grid 3 Accent 2" w:semiHidden="0" w:uiPriority="69" w:unhideWhenUsed="0"/>
+    <w:lsdException w:name="Dark List Accent 2" w:semiHidden="0" w:uiPriority="70" w:unhideWhenUsed="0"/>
+    <w:lsdException w:name="Colorful Shading Accent 2" w:semiHidden="0" w:uiPriority="71" w:unhideWhenUsed="0"/>
+    <w:lsdException w:name="Colorful List Accent 2" w:semiHidden="0" w:uiPriority="72" w:unhideWhenUsed="0"/>
+    <w:lsdException w:name="Colorful Grid Accent 2" w:semiHidden="0" w:uiPriority="73" w:unhideWhenUsed="0"/>
+    <w:lsdException w:name="Light Shading Accent 3" w:semiHidden="0" w:uiPriority="60" w:unhideWhenUsed="0"/>
+    <w:lsdException w:name="Light List Accent 3" w:semiHidden="0" w:uiPriority="61" w:unhideWhenUsed="0"/>
+    <w:lsdException w:name="Light Grid Accent 3" w:semiHidden="0" w:uiPriority="62" w:unhideWhenUsed="0"/>
+    <w:lsdException w:name="Medium Shading 1 Accent 3" w:semiHidden="0" w:uiPriority="63" w:unhideWhenUsed="0"/>
+    <w:lsdException w:name="Medium Shading 2 Accent 3" w:semiHidden="0" w:uiPriority="64" w:unhideWhenUsed="0"/>
+    <w:lsdException w:name="Medium List 1 Accent 3" w:semiHidden="0" w:uiPriority="65" w:unhideWhenUsed="0"/>
+    <w:lsdException w:name="Medium List 2 Accent 3" w:semiHidden="0" w:uiPriority="66" w:unhideWhenUsed="0"/>
+    <w:lsdException w:name="Medium Grid 1 Accent 3" w:semiHidden="0" w:uiPriority="67" w:unhideWhenUsed="0"/>
+    <w:lsdException w:name="Medium Grid 2 Accent 3" w:semiHidden="0" w:uiPriority="68" w:unhideWhenUsed="0"/>
+    <w:lsdException w:name="Medium Grid 3 Accent 3" w:semiHidden="0" w:uiPriority="69" w:unhideWhenUsed="0"/>
+    <w:lsdException w:name="Dark List Accent 3" w:semiHidden="0" w:uiPriority="70" w:unhideWhenUsed="0"/>
+    <w:lsdException w:name="Colorful Shading Accent 3" w:semiHidden="0" w:uiPriority="71" w:unhideWhenUsed="0"/>
+    <w:lsdException w:name="Colorful List Accent 3" w:semiHidden="0" w:uiPriority="72" w:unhideWhenUsed="0"/>
+    <w:lsdException w:name="Colorful Grid Accent 3" w:semiHidden="0" w:uiPriority="73" w:unhideWhenUsed="0"/>
+    <w:lsdException w:name="Light Shading Accent 4" w:semiHidden="0" w:uiPriority="60" w:unhideWhenUsed="0"/>
+    <w:lsdException w:name="Light List Accent 4" w:semiHidden="0" w:uiPriority="61" w:unhideWhenUsed="0"/>
+    <w:lsdException w:name="Light Grid Accent 4" w:semiHidden="0" w:uiPriority="62" w:unhideWhenUsed="0"/>
+    <w:lsdException w:name="Medium Shading 1 Accent 4" w:semiHidden="0" w:uiPriority="63" w:unhideWhenUsed="0"/>
+    <w:lsdException w:name="Medium Shading 2 Accent 4" w:semiHidden="0" w:uiPriority="64" w:unhideWhenUsed="0"/>
+    <w:lsdException w:name="Medium List 1 Accent 4" w:semiHidden="0" w:uiPriority="65" w:unhideWhenUsed="0"/>
+    <w:lsdException w:name="Medium List 2 Accent 4" w:semiHidden="0" w:uiPriority="66" w:unhideWhenUsed="0"/>
+    <w:lsdException w:name="Medium Grid 1 Accent 4" w:semiHidden="0" w:uiPriority="67" w:unhideWhenUsed="0"/>
+    <w:lsdException w:name="Medium Grid 2 Accent 4" w:semiHidden="0" w:uiPriority="68" w:unhideWhenUsed="0"/>
+    <w:lsdException w:name="Medium Grid 3 Accent 4" w:semiHidden="0" w:uiPriority="69" w:unhideWhenUsed="0"/>
+    <w:lsdException w:name="Dark List Accent 4" w:semiHidden="0" w:uiPriority="70" w:unhideWhenUsed="0"/>
+    <w:lsdException w:name="Colorful Shading Accent 4" w:semiHidden="0" w:uiPriority="71" w:unhideWhenUsed="0"/>
+    <w:lsdException w:name="Colorful List Accent 4" w:semiHidden="0" w:uiPriority="72" w:unhideWhenUsed="0"/>
+    <w:lsdException w:name="Colorful Grid Accent 4" w:semiHidden="0" w:uiPriority="73" w:unhideWhenUsed="0"/>
+    <w:lsdException w:name="Light Shading Accent 5" w:semiHidden="0" w:uiPriority="60" w:unhideWhenUsed="0"/>
+    <w:lsdException w:name="Light List Accent 5" w:semiHidden="0" w:uiPriority="61" w:unhideWhenUsed="0"/>
+    <w:lsdException w:name="Light Grid Accent 5" w:semiHidden="0" w:uiPriority="62" w:unhideWhenUsed="0"/>
+    <w:lsdException w:name="Medium Shading 1 Accent 5" w:semiHidden="0" w:uiPriority="63" w:unhideWhenUsed="0"/>
+    <w:lsdException w:name="Medium Shading 2 Accent 5" w:semiHidden="0" w:uiPriority="64" w:unhideWhenUsed="0"/>
+    <w:lsdException w:name="Medium List 1 Accent 5" w:semiHidden="0" w:uiPriority="65" w:unhideWhenUsed="0"/>
+    <w:lsdException w:name="Medium List 2 Accent 5" w:semiHidden="0" w:uiPriority="66" w:unhideWhenUsed="0"/>
+    <w:lsdException w:name="Medium Grid 1 Accent 5" w:semiHidden="0" w:uiPriority="67" w:unhideWhenUsed="0"/>
+    <w:lsdException w:name="Medium Grid 2 Accent 5" w:semiHidden="0" w:uiPriority="68" w:unhideWhenUsed="0"/>
+    <w:lsdException w:name="Medium Grid 3 Accent 5" w:semiHidden="0" w:uiPriority="69" w:unhideWhenUsed="0"/>
+    <w:lsdException w:name="Dark List Accent 5" w:semiHidden="0" w:uiPriority="70" w:unhideWhenUsed="0"/>
+    <w:lsdException w:name="Colorful Shading Accent 5" w:semiHidden="0" w:uiPriority="71" w:unhideWhenUsed="0"/>
+    <w:lsdException w:name="Colorful List Accent 5" w:semiHidden="0" w:uiPriority="72" w:unhideWhenUsed="0"/>
+    <w:lsdException w:name="Colorful Grid Accent 5" w:semiHidden="0" w:uiPriority="73" w:unhideWhenUsed="0"/>
+    <w:lsdException w:name="Light Shading Accent 6" w:semiHidden="0" w:uiPriority="60" w:unhideWhenUsed="0"/>
+    <w:lsdException w:name="Light List Accent 6" w:semiHidden="0" w:uiPriority="61" w:unhideWhenUsed="0"/>
+    <w:lsdException w:name="Light Grid Accent 6" w:semiHidden="0" w:uiPriority="62" w:unhideWhenUsed="0"/>
+    <w:lsdException w:name="Medium Shading 1 Accent 6" w:semiHidden="0" w:uiPriority="63" w:unhideWhenUsed="0"/>
+    <w:lsdException w:name="Medium Shading 2 Accent 6" w:semiHidden="0" w:uiPriority="64" w:unhideWhenUsed="0"/>
+    <w:lsdException w:name="Medium List 1 Accent 6" w:semiHidden="0" w:uiPriority="65" w:unhideWhenUsed="0"/>
+    <w:lsdException w:name="Medium List 2 Accent 6" w:semiHidden="0" w:uiPriority="66" w:unhideWhenUsed="0"/>
+    <w:lsdException w:name="Medium Grid 1 Accent 6" w:semiHidden="0" w:uiPriority="67" w:unhideWhenUsed="0"/>
+    <w:lsdException w:name="Medium Grid 2 Accent 6" w:semiHidden="0" w:uiPriority="68" w:unhideWhenUsed="0"/>
+    <w:lsdException w:name="Medium Grid 3 Accent 6" w:semiHidden="0" w:uiPriority="69" w:unhideWhenUsed="0"/>
+    <w:lsdException w:name="Dark List Accent 6" w:semiHidden="0" w:uiPriority="70" w:unhideWhenUsed="0"/>
+    <w:lsdException w:name="Colorful Shading Accent 6" w:semiHidden="0" w:uiPriority="71" w:unhideWhenUsed="0"/>
+    <w:lsdException w:name="Colorful List Accent 6" w:semiHidden="0" w:uiPriority="72" w:unhideWhenUsed="0"/>
+    <w:lsdException w:name="Colorful Grid Accent 6" w:semiHidden="0" w:uiPriority="73" w:unhideWhenUsed="0"/>
+    <w:lsdException w:name="Subtle Emphasis" w:semiHidden="0" w:uiPriority="19" w:unhideWhenUsed="0" w:qFormat="1"/>
+    <w:lsdException w:name="Intense Emphasis" w:semiHidden="0" w:uiPriority="21" w:unhideWhenUsed="0" w:qFormat="1"/>
+    <w:lsdException w:name="Subtle Reference" w:semiHidden="0" w:uiPriority="31" w:unhideWhenUsed="0" w:qFormat="1"/>
+    <w:lsdException w:name="Intense Reference" w:semiHidden="0" w:uiPriority="32" w:unhideWhenUsed="0" w:qFormat="1"/>
+    <w:lsdException w:name="Book Title" w:semiHidden="0" w:uiPriority="33" w:unhideWhenUsed="0" w:qFormat="1"/>
+    <w:lsdException w:name="Bibliography" w:uiPriority="37"/>
+    <w:lsdException w:name="TOC Heading" w:uiPriority="39" w:qFormat="1"/>
+  </w:latentStyles>
+  <w:style w:type="paragraph" w:default="1" w:styleId="Normal">
+    <w:name w:val="Normal"/>
+    <w:qFormat/>
+  </w:style>
+  <w:style w:type="paragraph" w:styleId="Heading1">
+    <w:name w:val="heading 1"/>
+    <w:basedOn w:val="Normal"/>
+    <w:link w:val="Heading1Char"/>
+    <w:uiPriority w:val="9"/>
+    <w:qFormat/>
+    <w:rsid w:val="001C3D88"/>
+    <w:pPr>
+      <w:spacing w:before="100" w:beforeAutospacing="1" w:after="100" w:afterAutospacing="1" w:line="240" w:lineRule="auto"/>
+      <w:outlineLvl w:val="0"/>
+    </w:pPr>
+    <w:rPr>
+      <w:rFonts w:ascii="Times New Roman" w:eastAsia="Times New Roman" w:hAnsi="Times New Roman" w:cs="Times New Roman"/>
+      <w:b/>
+      <w:bCs/>
+      <w:kern w:val="36"/>
+      <w:sz w:val="48"/>
+      <w:szCs w:val="48"/>
+    </w:rPr>
+  </w:style>
+  <w:style w:type="paragraph" w:styleId="Heading2">
+    <w:name w:val="heading 2"/>
+    <w:basedOn w:val="Normal"/>
+    <w:next w:val="Normal"/>
+    <w:link w:val="Heading2Char"/>
+    <w:uiPriority w:val="9"/>
+    <w:unhideWhenUsed/>
+    <w:qFormat/>
+    <w:rsid w:val="00C63CAD"/>
+    <w:pPr>
+      <w:keepNext/>
+      <w:keepLines/>
+      <w:spacing w:before="200" w:after="0"/>
+      <w:outlineLvl w:val="1"/>
+    </w:pPr>
+    <w:rPr>
+      <w:rFonts w:asciiTheme="majorHAnsi" w:eastAsiaTheme="majorEastAsia" w:hAnsiTheme="majorHAnsi" w:cstheme="majorBidi"/>
+      <w:b/>
+      <w:bCs/>
+      <w:color w:val="4F81BD" w:themeColor="accent1"/>
+      <w:sz w:val="26"/>
+      <w:szCs w:val="26"/>
+    </w:rPr>
+  </w:style>
+  <w:style w:type="paragraph" w:styleId="Heading3">
+    <w:name w:val="heading 3"/>
+    <w:basedOn w:val="Normal"/>
+    <w:link w:val="Heading3Char"/>
+    <w:uiPriority w:val="9"/>
+    <w:qFormat/>
+    <w:rsid w:val="001C3D88"/>
+    <w:pPr>
+      <w:spacing w:before="100" w:beforeAutospacing="1" w:after="100" w:afterAutospacing="1" w:line="240" w:lineRule="auto"/>
+      <w:outlineLvl w:val="2"/>
+    </w:pPr>
+    <w:rPr>
+      <w:rFonts w:ascii="Times New Roman" w:eastAsia="Times New Roman" w:hAnsi="Times New Roman" w:cs="Times New Roman"/>
+      <w:b/>
+      <w:bCs/>
+      <w:sz w:val="27"/>
+      <w:szCs w:val="27"/>
+    </w:rPr>
+  </w:style>
+  <w:style w:type="character" w:default="1" w:styleId="DefaultParagraphFont">
+    <w:name w:val="Default Paragraph Font"/>
+    <w:uiPriority w:val="1"/>
+    <w:semiHidden/>
+    <w:unhideWhenUsed/>
+  </w:style>
+  <w:style w:type="table" w:default="1" w:styleId="TableNormal">
+    <w:name w:val="Normal Table"/>
+    <w:uiPriority w:val="99"/>
+    <w:semiHidden/>
+    <w:unhideWhenUsed/>
+    <w:tblPr>
+      <w:tblInd w:w="0" w:type="dxa"/>
+      <w:tblCellMar>
+        <w:top w:w="0" w:type="dxa"/>
+        <w:left w:w="108" w:type="dxa"/>
+        <w:bottom w:w="0" w:type="dxa"/>
+        <w:right w:w="108" w:type="dxa"/>
+      </w:tblCellMar>
+    </w:tblPr>
+  </w:style>
+  <w:style w:type="numbering" w:default="1" w:styleId="NoList">
+    <w:name w:val="No List"/>
+    <w:uiPriority w:val="99"/>
+    <w:semiHidden/>
+    <w:unhideWhenUsed/>
+  </w:style>
+  <w:style w:type="character" w:customStyle="1" w:styleId="Heading1Char">
+    <w:name w:val="Heading 1 Char"/>
+    <w:basedOn w:val="DefaultParagraphFont"/>
+    <w:link w:val="Heading1"/>
+    <w:uiPriority w:val="9"/>
+    <w:rsid w:val="001C3D88"/>
+    <w:rPr>
+      <w:rFonts w:ascii="Times New Roman" w:eastAsia="Times New Roman" w:hAnsi="Times New Roman" w:cs="Times New Roman"/>
+      <w:b/>
+      <w:bCs/>
+      <w:kern w:val="36"/>
+      <w:sz w:val="48"/>
+      <w:szCs w:val="48"/>
+    </w:rPr>
+  </w:style>
+  <w:style w:type="character" w:customStyle="1" w:styleId="Heading3Char">
+    <w:name w:val="Heading 3 Char"/>
+    <w:basedOn w:val="DefaultParagraphFont"/>
+    <w:link w:val="Heading3"/>
+    <w:uiPriority w:val="9"/>
+    <w:rsid w:val="001C3D88"/>
+    <w:rPr>
+      <w:rFonts w:ascii="Times New Roman" w:eastAsia="Times New Roman" w:hAnsi="Times New Roman" w:cs="Times New Roman"/>
+      <w:b/>
+      <w:bCs/>
+      <w:sz w:val="27"/>
+      <w:szCs w:val="27"/>
+    </w:rPr>
+  </w:style>
+  <w:style w:type="paragraph" w:styleId="NormalWeb">
+    <w:name w:val="Normal (Web)"/>
+    <w:basedOn w:val="Normal"/>
+    <w:uiPriority w:val="99"/>
+    <w:semiHidden/>
+    <w:unhideWhenUsed/>
+    <w:rsid w:val="001C3D88"/>
+    <w:pPr>
+      <w:spacing w:before="100" w:beforeAutospacing="1" w:after="100" w:afterAutospacing="1" w:line="240" w:lineRule="auto"/>
+    </w:pPr>
+    <w:rPr>
+      <w:rFonts w:ascii="Times New Roman" w:eastAsia="Times New Roman" w:hAnsi="Times New Roman" w:cs="Times New Roman"/>
+      <w:sz w:val="24"/>
+      <w:szCs w:val="24"/>
+    </w:rPr>
+  </w:style>
+  <w:style w:type="paragraph" w:styleId="HTMLPreformatted">
+    <w:name w:val="HTML Preformatted"/>
+    <w:basedOn w:val="Normal"/>
+    <w:link w:val="HTMLPreformattedChar"/>
+    <w:uiPriority w:val="99"/>
+    <w:semiHidden/>
+    <w:unhideWhenUsed/>
+    <w:rsid w:val="001C3D88"/>
+    <w:pPr>
+      <w:tabs>
+        <w:tab w:val="left" w:pos="916"/>
+        <w:tab w:val="left" w:pos="1832"/>
+        <w:tab w:val="left" w:pos="2748"/>
+        <w:tab w:val="left" w:pos="3664"/>
+        <w:tab w:val="left" w:pos="4580"/>
+        <w:tab w:val="left" w:pos="5496"/>
+        <w:tab w:val="left" w:pos="6412"/>
+        <w:tab w:val="left" w:pos="7328"/>
+        <w:tab w:val="left" w:pos="8244"/>
+        <w:tab w:val="left" w:pos="9160"/>
+        <w:tab w:val="left" w:pos="10076"/>
+        <w:tab w:val="left" w:pos="10992"/>
+        <w:tab w:val="left" w:pos="11908"/>
+        <w:tab w:val="left" w:pos="12824"/>
+        <w:tab w:val="left" w:pos="13740"/>
+        <w:tab w:val="left" w:pos="14656"/>
+      </w:tabs>
+      <w:spacing w:after="0" w:line="240" w:lineRule="auto"/>
+    </w:pPr>
+    <w:rPr>
+      <w:rFonts w:ascii="Courier New" w:eastAsia="Times New Roman" w:hAnsi="Courier New" w:cs="Courier New"/>
+      <w:sz w:val="20"/>
+      <w:szCs w:val="20"/>
+    </w:rPr>
+  </w:style>
+  <w:style w:type="character" w:customStyle="1" w:styleId="HTMLPreformattedChar">
+    <w:name w:val="HTML Preformatted Char"/>
+    <w:basedOn w:val="DefaultParagraphFont"/>
+    <w:link w:val="HTMLPreformatted"/>
+    <w:uiPriority w:val="99"/>
+    <w:semiHidden/>
+    <w:rsid w:val="001C3D88"/>
+    <w:rPr>
+      <w:rFonts w:ascii="Courier New" w:eastAsia="Times New Roman" w:hAnsi="Courier New" w:cs="Courier New"/>
+      <w:sz w:val="20"/>
+      <w:szCs w:val="20"/>
+    </w:rPr>
+  </w:style>
+  <w:style w:type="character" w:styleId="Strong">
+    <w:name w:val="Strong"/>
+    <w:basedOn w:val="DefaultParagraphFont"/>
+    <w:uiPriority w:val="22"/>
+    <w:qFormat/>
+    <w:rsid w:val="001C3D88"/>
+    <w:rPr>
+      <w:b/>
+      <w:bCs/>
+    </w:rPr>
+  </w:style>
+  <w:style w:type="character" w:customStyle="1" w:styleId="Heading2Char">
+    <w:name w:val="Heading 2 Char"/>
+    <w:basedOn w:val="DefaultParagraphFont"/>
+    <w:link w:val="Heading2"/>
+    <w:uiPriority w:val="9"/>
+    <w:rsid w:val="00C63CAD"/>
+    <w:rPr>
+      <w:rFonts w:asciiTheme="majorHAnsi" w:eastAsiaTheme="majorEastAsia" w:hAnsiTheme="majorHAnsi" w:cstheme="majorBidi"/>
+      <w:b/>
+      <w:bCs/>
+      <w:color w:val="4F81BD" w:themeColor="accent1"/>
+      <w:sz w:val="26"/>
+      <w:szCs w:val="26"/>
+    </w:rPr>
+  </w:style>
+  <w:style w:type="character" w:styleId="HTMLCode">
+    <w:name w:val="HTML Code"/>
+    <w:basedOn w:val="DefaultParagraphFont"/>
+    <w:uiPriority w:val="99"/>
+    <w:semiHidden/>
+    <w:unhideWhenUsed/>
+    <w:rsid w:val="00C63CAD"/>
+    <w:rPr>
+      <w:rFonts w:ascii="Courier New" w:eastAsia="Times New Roman" w:hAnsi="Courier New" w:cs="Courier New"/>
+      <w:sz w:val="20"/>
+      <w:szCs w:val="20"/>
+    </w:rPr>
+  </w:style>
+  <w:style w:type="paragraph" w:customStyle="1" w:styleId="font-claude-response-body">
+    <w:name w:val="font-claude-response-body"/>
+    <w:basedOn w:val="Normal"/>
+    <w:rsid w:val="00C63CAD"/>
+    <w:pPr>
+      <w:spacing w:before="100" w:beforeAutospacing="1" w:after="100" w:afterAutospacing="1" w:line="240" w:lineRule="auto"/>
+    </w:pPr>
+    <w:rPr>
+      <w:rFonts w:ascii="Times New Roman" w:eastAsia="Times New Roman" w:hAnsi="Times New Roman" w:cs="Times New Roman"/>
+      <w:sz w:val="24"/>
+      <w:szCs w:val="24"/>
+    </w:rPr>
+  </w:style>
+  <w:style w:type="paragraph" w:customStyle="1" w:styleId="whitespace-pre-wrap">
+    <w:name w:val="whitespace-pre-wrap"/>
+    <w:basedOn w:val="Normal"/>
+    <w:rsid w:val="00C63CAD"/>
+    <w:pPr>
+      <w:spacing w:before="100" w:beforeAutospacing="1" w:after="100" w:afterAutospacing="1" w:line="240" w:lineRule="auto"/>
+    </w:pPr>
+    <w:rPr>
+      <w:rFonts w:ascii="Times New Roman" w:eastAsia="Times New Roman" w:hAnsi="Times New Roman" w:cs="Times New Roman"/>
+      <w:sz w:val="24"/>
+      <w:szCs w:val="24"/>
+    </w:rPr>
+  </w:style>
+  <w:style w:type="character" w:customStyle="1" w:styleId="text-text-500">
+    <w:name w:val="text-text-500"/>
+    <w:basedOn w:val="DefaultParagraphFont"/>
+    <w:rsid w:val="00C63CAD"/>
+  </w:style>
+  <w:style w:type="character" w:styleId="Emphasis">
+    <w:name w:val="Emphasis"/>
+    <w:basedOn w:val="DefaultParagraphFont"/>
+    <w:uiPriority w:val="20"/>
+    <w:qFormat/>
+    <w:rsid w:val="00C63CAD"/>
+    <w:rPr>
+      <w:i/>
+      <w:iCs/>
+    </w:rPr>
+  </w:style>
+</w:styles>
+</file>
+
+<file path=word/stylesWithEffects.xml><?xml version="1.0" encoding="utf-8"?>
+<w:styles xmlns:wpc="http://schemas.microsoft.com/office/word/2010/wordprocessingCanvas" xmlns:mc="http://schemas.openxmlformats.org/markup-compatibility/2006" xmlns:o="urn:schemas-microsoft-com:office:office" xmlns:r="http://schemas.openxmlformats.org/officeDocument/2006/relationships" xmlns:m="http://schemas.openxmlformats.org/officeDocument/2006/math" xmlns:v="urn:schemas-microsoft-com:vml" xmlns:wp14="http://schemas.microsoft.com/office/word/2010/wordprocessingDrawing" xmlns:wp="http://schemas.openxmlformats.org/drawingml/2006/wordprocessingDrawing" xmlns:w10="urn:schemas-microsoft-com:office:word" xmlns:w="http://schemas.openxmlformats.org/wordprocessingml/2006/main" xmlns:w14="http://schemas.microsoft.com/office/word/2010/wordml" xmlns:wpg="http://schemas.microsoft.com/office/word/2010/wordprocessingGroup" xmlns:wpi="http://schemas.microsoft.com/office/word/2010/wordprocessingInk" xmlns:wne="http://schemas.microsoft.com/office/word/2006/wordml" xmlns:wps="http://schemas.microsoft.com/office/word/2010/wordprocessingShape" mc:Ignorable="w14 wp14">
+  <w:docDefaults>
+    <w:rPrDefault>
+      <w:rPr>
+        <w:rFonts w:asciiTheme="minorHAnsi" w:eastAsiaTheme="minorHAnsi" w:hAnsiTheme="minorHAnsi" w:cstheme="minorBidi"/>
+        <w:sz w:val="22"/>
+        <w:szCs w:val="22"/>
+        <w:lang w:val="en-US" w:eastAsia="en-US" w:bidi="ar-SA"/>
+      </w:rPr>
+    </w:rPrDefault>
+    <w:pPrDefault>
+      <w:pPr>
+        <w:spacing w:after="200" w:line="276" w:lineRule="auto"/>
+      </w:pPr>
+    </w:pPrDefault>
+  </w:docDefaults>
+  <w:latentStyles w:defLockedState="0" w:defUIPriority="99" w:defSemiHidden="1" w:defUnhideWhenUsed="1" w:defQFormat="0" w:count="267">
+    <w:lsdException w:name="Normal" w:semiHidden="0" w:uiPriority="0" w:unhideWhenUsed="0" w:qFormat="1"/>
+    <w:lsdException w:name="heading 1" w:semiHidden="0" w:uiPriority="9" w:unhideWhenUsed="0" w:qFormat="1"/>
+    <w:lsdException w:name="heading 2" w:uiPriority="9" w:qFormat="1"/>
+    <w:lsdException w:name="heading 3" w:uiPriority="9" w:qFormat="1"/>
+    <w:lsdException w:name="heading 4" w:uiPriority="9" w:qFormat="1"/>
+    <w:lsdException w:name="heading 5" w:uiPriority="9" w:qFormat="1"/>
+    <w:lsdException w:name="heading 6" w:uiPriority="9" w:qFormat="1"/>
+    <w:lsdException w:name="heading 7" w:uiPriority="9" w:qFormat="1"/>
+    <w:lsdException w:name="heading 8" w:uiPriority="9" w:qFormat="1"/>
+    <w:lsdException w:name="heading 9" w:uiPriority="9" w:qFormat="1"/>
+    <w:lsdException w:name="toc 1" w:uiPriority="39"/>
+    <w:lsdException w:name="toc 2" w:uiPriority="39"/>
+    <w:lsdException w:name="toc 3" w:uiPriority="39"/>
+    <w:lsdException w:name="toc 4" w:uiPriority="39"/>
+    <w:lsdException w:name="toc 5" w:uiPriority="39"/>
+    <w:lsdException w:name="toc 6" w:uiPriority="39"/>
+    <w:lsdException w:name="toc 7" w:uiPriority="39"/>
+    <w:lsdException w:name="toc 8" w:uiPriority="39"/>
+    <w:lsdException w:name="toc 9" w:uiPriority="39"/>
+    <w:lsdException w:name="caption" w:uiPriority="35" w:qFormat="1"/>
+    <w:lsdException w:name="Title" w:semiHidden="0" w:uiPriority="10" w:unhideWhenUsed="0" w:qFormat="1"/>
+    <w:lsdException w:name="Default Paragraph Font" w:uiPriority="1"/>
+    <w:lsdException w:name="Subtitle" w:semiHidden="0" w:uiPriority="11" w:unhideWhenUsed="0" w:qFormat="1"/>
+    <w:lsdException w:name="Strong" w:semiHidden="0" w:uiPriority="22" w:unhideWhenUsed="0" w:qFormat="1"/>
+    <w:lsdException w:name="Emphasis" w:semiHidden="0" w:uiPriority="20" w:unhideWhenUsed="0" w:qFormat="1"/>
+    <w:lsdException w:name="Table Grid" w:semiHidden="0" w:uiPriority="59" w:unhideWhenUsed="0"/>
+    <w:lsdException w:name="Placeholder Text" w:unhideWhenUsed="0"/>
+    <w:lsdException w:name="No Spacing" w:semiHidden="0" w:uiPriority="1" w:unhideWhenUsed="0" w:qFormat="1"/>
+    <w:lsdException w:name="Light Shading" w:semiHidden="0" w:uiPriority="60" w:unhideWhenUsed="0"/>
+    <w:lsdException w:name="Light List" w:semiHidden="0" w:uiPriority="61" w:unhideWhenUsed="0"/>
+    <w:lsdException w:name="Light Grid" w:semiHidden="0" w:uiPriority="62" w:unhideWhenUsed="0"/>
+    <w:lsdException w:name="Medium Shading 1" w:semiHidden="0" w:uiPriority="63" w:unhideWhenUsed="0"/>
+    <w:lsdException w:name="Medium Shading 2" w:semiHidden="0" w:uiPriority="64" w:unhideWhenUsed="0"/>
+    <w:lsdException w:name="Medium List 1" w:semiHidden="0" w:uiPriority="65" w:unhideWhenUsed="0"/>
+    <w:lsdException w:name="Medium List 2" w:semiHidden="0" w:uiPriority="66" w:unhideWhenUsed="0"/>
+    <w:lsdException w:name="Medium Grid 1" w:semiHidden="0" w:uiPriority="67" w:unhideWhenUsed="0"/>
+    <w:lsdException w:name="Medium Grid 2" w:semiHidden="0" w:uiPriority="68" w:unhideWhenUsed="0"/>
+    <w:lsdException w:name="Medium Grid 3" w:semiHidden="0" w:uiPriority="69" w:unhideWhenUsed="0"/>
+    <w:lsdException w:name="Dark List" w:semiHidden="0" w:uiPriority="70" w:unhideWhenUsed="0"/>
+    <w:lsdException w:name="Colorful Shading" w:semiHidden="0" w:uiPriority="71" w:unhideWhenUsed="0"/>
+    <w:lsdException w:name="Colorful List" w:semiHidden="0" w:uiPriority="72" w:unhideWhenUsed="0"/>
+    <w:lsdException w:name="Colorful Grid" w:semiHidden="0" w:uiPriority="73" w:unhideWhenUsed="0"/>
+    <w:lsdException w:name="Light Shading Accent 1" w:semiHidden="0" w:uiPriority="60" w:unhideWhenUsed="0"/>
+    <w:lsdException w:name="Light List Accent 1" w:semiHidden="0" w:uiPriority="61" w:unhideWhenUsed="0"/>
+    <w:lsdException w:name="Light Grid Accent 1" w:semiHidden="0" w:uiPriority="62" w:unhideWhenUsed="0"/>
+    <w:lsdException w:name="Medium Shading 1 Accent 1" w:semiHidden="0" w:uiPriority="63" w:unhideWhenUsed="0"/>
+    <w:lsdException w:name="Medium Shading 2 Accent 1" w:semiHidden="0" w:uiPriority="64" w:unhideWhenUsed="0"/>
+    <w:lsdException w:name="Medium List 1 Accent 1" w:semiHidden="0" w:uiPriority="65" w:unhideWhenUsed="0"/>
+    <w:lsdException w:name="Revision" w:unhideWhenUsed="0"/>
+    <w:lsdException w:name="List Paragraph" w:semiHidden="0" w:uiPriority="34" w:unhideWhenUsed="0" w:qFormat="1"/>
+    <w:lsdException w:name="Quote" w:semiHidden="0" w:uiPriority="29" w:unhideWhenUsed="0" w:qFormat="1"/>
+    <w:lsdException w:name="Intense Quote" w:semiHidden="0" w:uiPriority="30" w:unhideWhenUsed="0" w:qFormat="1"/>
+    <w:lsdException w:name="Medium List 2 Accent 1" w:semiHidden="0" w:uiPriority="66" w:unhideWhenUsed="0"/>
+    <w:lsdException w:name="Medium Grid 1 Accent 1" w:semiHidden="0" w:uiPriority="67" w:unhideWhenUsed="0"/>
+    <w:lsdException w:name="Medium Grid 2 Accent 1" w:semiHidden="0" w:uiPriority="68" w:unhideWhenUsed="0"/>
+    <w:lsdException w:name="Medium Grid 3 Accent 1" w:semiHidden="0" w:uiPriority="69" w:unhideWhenUsed="0"/>
+    <w:lsdException w:name="Dark List Accent 1" w:semiHidden="0" w:uiPriority="70" w:unhideWhenUsed="0"/>
+    <w:lsdException w:name="Colorful Shading Accent 1" w:semiHidden="0" w:uiPriority="71" w:unhideWhenUsed="0"/>
+    <w:lsdException w:name="Colorful List Accent 1" w:semiHidden="0" w:uiPriority="72" w:unhideWhenUsed="0"/>
+    <w:lsdException w:name="Colorful Grid Accent 1" w:semiHidden="0" w:uiPriority="73" w:unhideWhenUsed="0"/>
+    <w:lsdException w:name="Light Shading Accent 2" w:semiHidden="0" w:uiPriority="60" w:unhideWhenUsed="0"/>
+    <w:lsdException w:name="Light List Accent 2" w:semiHidden="0" w:uiPriority="61" w:unhideWhenUsed="0"/>
+    <w:lsdException w:name="Light Grid Accent 2" w:semiHidden="0" w:uiPriority="62" w:unhideWhenUsed="0"/>
+    <w:lsdException w:name="Medium Shading 1 Accent 2" w:semiHidden="0" w:uiPriority="63" w:unhideWhenUsed="0"/>
+    <w:lsdException w:name="Medium Shading 2 Accent 2" w:semiHidden="0" w:uiPriority="64" w:unhideWhenUsed="0"/>
+    <w:lsdException w:name="Medium List 1 Accent 2" w:semiHidden="0" w:uiPriority="65" w:unhideWhenUsed="0"/>
+    <w:lsdException w:name="Medium List 2 Accent 2" w:semiHidden="0" w:uiPriority="66" w:unhideWhenUsed="0"/>
+    <w:lsdException w:name="Medium Grid 1 Accent 2" w:semiHidden="0" w:uiPriority="67" w:unhideWhenUsed="0"/>
+    <w:lsdException w:name="Medium Grid 2 Accent 2" w:semiHidden="0" w:uiPriority="68" w:unhideWhenUsed="0"/>
+    <w:lsdException w:name="Medium Grid 3 Accent 2" w:semiHidden="0" w:uiPriority="69" w:unhideWhenUsed="0"/>
+    <w:lsdException w:name="Dark List Accent 2" w:semiHidden="0" w:uiPriority="70" w:unhideWhenUsed="0"/>
+    <w:lsdException w:name="Colorful Shading Accent 2" w:semiHidden="0" w:uiPriority="71" w:unhideWhenUsed="0"/>
+    <w:lsdException w:name="Colorful List Accent 2" w:semiHidden="0" w:uiPriority="72" w:unhideWhenUsed="0"/>
+    <w:lsdException w:name="Colorful Grid Accent 2" w:semiHidden="0" w:uiPriority="73" w:unhideWhenUsed="0"/>
+    <w:lsdException w:name="Light Shading Accent 3" w:semiHidden="0" w:uiPriority="60" w:unhideWhenUsed="0"/>
+    <w:lsdException w:name="Light List Accent 3" w:semiHidden="0" w:uiPriority="61" w:unhideWhenUsed="0"/>
+    <w:lsdException w:name="Light Grid Accent 3" w:semiHidden="0" w:uiPriority="62" w:unhideWhenUsed="0"/>
+    <w:lsdException w:name="Medium Shading 1 Accent 3" w:semiHidden="0" w:uiPriority="63" w:unhideWhenUsed="0"/>
+    <w:lsdException w:name="Medium Shading 2 Accent 3" w:semiHidden="0" w:uiPriority="64" w:unhideWhenUsed="0"/>
+    <w:lsdException w:name="Medium List 1 Accent 3" w:semiHidden="0" w:uiPriority="65" w:unhideWhenUsed="0"/>
+    <w:lsdException w:name="Medium List 2 Accent 3" w:semiHidden="0" w:uiPriority="66" w:unhideWhenUsed="0"/>
+    <w:lsdException w:name="Medium Grid 1 Accent 3" w:semiHidden="0" w:uiPriority="67" w:unhideWhenUsed="0"/>
+    <w:lsdException w:name="Medium Grid 2 Accent 3" w:semiHidden="0" w:uiPriority="68" w:unhideWhenUsed="0"/>
+    <w:lsdException w:name="Medium Grid 3 Accent 3" w:semiHidden="0" w:uiPriority="69" w:unhideWhenUsed="0"/>
+    <w:lsdException w:name="Dark List Accent 3" w:semiHidden="0" w:uiPriority="70" w:unhideWhenUsed="0"/>
+    <w:lsdException w:name="Colorful Shading Accent 3" w:semiHidden="0" w:uiPriority="71" w:unhideWhenUsed="0"/>
+    <w:lsdException w:name="Colorful List Accent 3" w:semiHidden="0" w:uiPriority="72" w:unhideWhenUsed="0"/>
+    <w:lsdException w:name="Colorful Grid Accent 3" w:semiHidden="0" w:uiPriority="73" w:unhideWhenUsed="0"/>
+    <w:lsdException w:name="Light Shading Accent 4" w:semiHidden="0" w:uiPriority="60" w:unhideWhenUsed="0"/>
+    <w:lsdException w:name="Light List Accent 4" w:semiHidden="0" w:uiPriority="61" w:unhideWhenUsed="0"/>
+    <w:lsdException w:name="Light Grid Accent 4" w:semiHidden="0" w:uiPriority="62" w:unhideWhenUsed="0"/>
+    <w:lsdException w:name="Medium Shading 1 Accent 4" w:semiHidden="0" w:uiPriority="63" w:unhideWhenUsed="0"/>
+    <w:lsdException w:name="Medium Shading 2 Accent 4" w:semiHidden="0" w:uiPriority="64" w:unhideWhenUsed="0"/>
+    <w:lsdException w:name="Medium List 1 Accent 4" w:semiHidden="0" w:uiPriority="65" w:unhideWhenUsed="0"/>
+    <w:lsdException w:name="Medium List 2 Accent 4" w:semiHidden="0" w:uiPriority="66" w:unhideWhenUsed="0"/>
+    <w:lsdException w:name="Medium Grid 1 Accent 4" w:semiHidden="0" w:uiPriority="67" w:unhideWhenUsed="0"/>
+    <w:lsdException w:name="Medium Grid 2 Accent 4" w:semiHidden="0" w:uiPriority="68" w:unhideWhenUsed="0"/>
+    <w:lsdException w:name="Medium Grid 3 Accent 4" w:semiHidden="0" w:uiPriority="69" w:unhideWhenUsed="0"/>
+    <w:lsdException w:name="Dark List Accent 4" w:semiHidden="0" w:uiPriority="70" w:unhideWhenUsed="0"/>
+    <w:lsdException w:name="Colorful Shading Accent 4" w:semiHidden="0" w:uiPriority="71" w:unhideWhenUsed="0"/>
+    <w:lsdException w:name="Colorful List Accent 4" w:semiHidden="0" w:uiPriority="72" w:unhideWhenUsed="0"/>
+    <w:lsdException w:name="Colorful Grid Accent 4" w:semiHidden="0" w:uiPriority="73" w:unhideWhenUsed="0"/>
+    <w:lsdException w:name="Light Shading Accent 5" w:semiHidden="0" w:uiPriority="60" w:unhideWhenUsed="0"/>
+    <w:lsdException w:name="Light List Accent 5" w:semiHidden="0" w:uiPriority="61" w:unhideWhenUsed="0"/>
+    <w:lsdException w:name="Light Grid Accent 5" w:semiHidden="0" w:uiPriority="62" w:unhideWhenUsed="0"/>
+    <w:lsdException w:name="Medium Shading 1 Accent 5" w:semiHidden="0" w:uiPriority="63" w:unhideWhenUsed="0"/>
+    <w:lsdException w:name="Medium Shading 2 Accent 5" w:semiHidden="0" w:uiPriority="64" w:unhideWhenUsed="0"/>
+    <w:lsdException w:name="Medium List 1 Accent 5" w:semiHidden="0" w:uiPriority="65" w:unhideWhenUsed="0"/>
+    <w:lsdException w:name="Medium List 2 Accent 5" w:semiHidden="0" w:uiPriority="66" w:unhideWhenUsed="0"/>
+    <w:lsdException w:name="Medium Grid 1 Accent 5" w:semiHidden="0" w:uiPriority="67" w:unhideWhenUsed="0"/>
+    <w:lsdException w:name="Medium Grid 2 Accent 5" w:semiHidden="0" w:uiPriority="68" w:unhideWhenUsed="0"/>
+    <w:lsdException w:name="Medium Grid 3 Accent 5" w:semiHidden="0" w:uiPriority="69" w:unhideWhenUsed="0"/>
+    <w:lsdException w:name="Dark List Accent 5" w:semiHidden="0" w:uiPriority="70" w:unhideWhenUsed="0"/>
+    <w:lsdException w:name="Colorful Shading Accent 5" w:semiHidden="0" w:uiPriority="71" w:unhideWhenUsed="0"/>
+    <w:lsdException w:name="Colorful List Accent 5" w:semiHidden="0" w:uiPriority="72" w:unhideWhenUsed="0"/>
+    <w:lsdException w:name="Colorful Grid Accent 5" w:semiHidden="0" w:uiPriority="73" w:unhideWhenUsed="0"/>
+    <w:lsdException w:name="Light Shading Accent 6" w:semiHidden="0" w:uiPriority="60" w:unhideWhenUsed="0"/>
+    <w:lsdException w:name="Light List Accent 6" w:semiHidden="0" w:uiPriority="61" w:unhideWhenUsed="0"/>
+    <w:lsdException w:name="Light Grid Accent 6" w:semiHidden="0" w:uiPriority="62" w:unhideWhenUsed="0"/>
+    <w:lsdException w:name="Medium Shading 1 Accent 6" w:semiHidden="0" w:uiPriority="63" w:unhideWhenUsed="0"/>
+    <w:lsdException w:name="Medium Shading 2 Accent 6" w:semiHidden="0" w:uiPriority="64" w:unhideWhenUsed="0"/>
+    <w:lsdException w:name="Medium List 1 Accent 6" w:semiHidden="0" w:uiPriority="65" w:unhideWhenUsed="0"/>
+    <w:lsdException w:name="Medium List 2 Accent 6" w:semiHidden="0" w:uiPriority="66" w:unhideWhenUsed="0"/>
+    <w:lsdException w:name="Medium Grid 1 Accent 6" w:semiHidden="0" w:uiPriority="67" w:unhideWhenUsed="0"/>
+    <w:lsdException w:name="Medium Grid 2 Accent 6" w:semiHidden="0" w:uiPriority="68" w:unhideWhenUsed="0"/>
+    <w:lsdException w:name="Medium Grid 3 Accent 6" w:semiHidden="0" w:uiPriority="69" w:unhideWhenUsed="0"/>
+    <w:lsdException w:name="Dark List Accent 6" w:semiHidden="0" w:uiPriority="70" w:unhideWhenUsed="0"/>
+    <w:lsdException w:name="Colorful Shading Accent 6" w:semiHidden="0" w:uiPriority="71" w:unhideWhenUsed="0"/>
+    <w:lsdException w:name="Colorful List Accent 6" w:semiHidden="0" w:uiPriority="72" w:unhideWhenUsed="0"/>
+    <w:lsdException w:name="Colorful Grid Accent 6" w:semiHidden="0" w:uiPriority="73" w:unhideWhenUsed="0"/>
+    <w:lsdException w:name="Subtle Emphasis" w:semiHidden="0" w:uiPriority="19" w:unhideWhenUsed="0" w:qFormat="1"/>
+    <w:lsdException w:name="Intense Emphasis" w:semiHidden="0" w:uiPriority="21" w:unhideWhenUsed="0" w:qFormat="1"/>
+    <w:lsdException w:name="Subtle Reference" w:semiHidden="0" w:uiPriority="31" w:unhideWhenUsed="0" w:qFormat="1"/>
+    <w:lsdException w:name="Intense Reference" w:semiHidden="0" w:uiPriority="32" w:unhideWhenUsed="0" w:qFormat="1"/>
+    <w:lsdException w:name="Book Title" w:semiHidden="0" w:uiPriority="33" w:unhideWhenUsed="0" w:qFormat="1"/>
+    <w:lsdException w:name="Bibliography" w:uiPriority="37"/>
+    <w:lsdException w:name="TOC Heading" w:uiPriority="39" w:qFormat="1"/>
   </w:latentStyles>
   <w:style w:type="paragraph" w:default="1" w:styleId="Normal">
     <w:name w:val="Normal"/>
